--- a/Documents/Rentora_Project_Overview_Updated.docx
+++ b/Documents/Rentora_Project_Overview_Updated.docx
@@ -4,253 +4,2296 @@
   <w:body>
     <w:p>
       <w:pPr>
+        <w:spacing w:before="2600"/>
+      </w:pPr>
+    </w:p>
+    <w:p>
+      <w:pPr>
+        <w:jc w:val="center"/>
+      </w:pPr>
+      <w:r>
+        <w:rPr>
+          <w:rFonts w:ascii="Calibri" w:cs="Calibri" w:eastAsia="Calibri" w:hAnsi="Calibri"/>
+          <w:b/>
+          <w:bCs/>
+          <w:color w:val="1B3A6B"/>
+          <w:sz w:val="64"/>
+          <w:szCs w:val="64"/>
+        </w:rPr>
+        <w:t xml:space="preserve">RENTORA</w:t>
+      </w:r>
+    </w:p>
+    <w:p>
+      <w:pPr>
+        <w:spacing w:after="200" w:before="160"/>
+        <w:jc w:val="center"/>
+      </w:pPr>
+      <w:r>
+        <w:rPr>
+          <w:rFonts w:ascii="Calibri" w:cs="Calibri" w:eastAsia="Calibri" w:hAnsi="Calibri"/>
+          <w:i/>
+          <w:iCs/>
+          <w:color w:val="51637D"/>
+          <w:sz w:val="24"/>
+          <w:szCs w:val="24"/>
+        </w:rPr>
+        <w:t xml:space="preserve">Verified Student Housing, Made Simple</w:t>
+      </w:r>
+    </w:p>
+    <w:p>
+      <w:pPr>
+        <w:pBdr>
+          <w:bottom w:val="single" w:color="BFBFBF" w:sz="6" w:space="8"/>
+        </w:pBdr>
+        <w:spacing w:after="260"/>
+        <w:jc w:val="center"/>
+      </w:pPr>
+      <w:r>
+        <w:rPr>
+          <w:sz w:val="2"/>
+          <w:szCs w:val="2"/>
+        </w:rPr>
+        <w:t xml:space="preserve"/>
+      </w:r>
+    </w:p>
+    <w:p>
+      <w:pPr>
+        <w:spacing w:after="60"/>
+        <w:jc w:val="center"/>
+      </w:pPr>
+      <w:r>
+        <w:rPr>
+          <w:rFonts w:ascii="Calibri" w:cs="Calibri" w:eastAsia="Calibri" w:hAnsi="Calibri"/>
+          <w:b/>
+          <w:bCs/>
+          <w:caps/>
+          <w:color w:val="2E75B6"/>
+          <w:spacing w:val="20"/>
+          <w:sz w:val="21"/>
+          <w:szCs w:val="21"/>
+        </w:rPr>
+        <w:t xml:space="preserve">Project Overview</w:t>
+      </w:r>
+    </w:p>
+    <w:p>
+      <w:pPr>
+        <w:spacing w:after="1400"/>
+        <w:jc w:val="center"/>
+      </w:pPr>
+      <w:r>
+        <w:rPr>
+          <w:rFonts w:ascii="Calibri" w:cs="Calibri" w:eastAsia="Calibri" w:hAnsi="Calibri"/>
+          <w:color w:val="2B2B2B"/>
+          <w:sz w:val="21"/>
+          <w:szCs w:val="21"/>
+        </w:rPr>
+        <w:t xml:space="preserve">LAUTECH — Ogbomosho, Oyo State, Nigeria</w:t>
+      </w:r>
+    </w:p>
+    <w:p>
+      <w:pPr>
+        <w:spacing w:after="40"/>
+        <w:jc w:val="center"/>
+      </w:pPr>
+      <w:r>
+        <w:rPr>
+          <w:rFonts w:ascii="Calibri" w:cs="Calibri" w:eastAsia="Calibri" w:hAnsi="Calibri"/>
+          <w:color w:val="51637D"/>
+          <w:sz w:val="19"/>
+          <w:szCs w:val="19"/>
+        </w:rPr>
+        <w:t xml:space="preserve">Built and maintained by Ayoola Muhammed</w:t>
+      </w:r>
+    </w:p>
+    <w:p>
+      <w:pPr>
+        <w:spacing w:after="40"/>
+        <w:jc w:val="center"/>
+      </w:pPr>
+      <w:r>
+        <w:rPr>
+          <w:rFonts w:ascii="Calibri" w:cs="Calibri" w:eastAsia="Calibri" w:hAnsi="Calibri"/>
+          <w:color w:val="51637D"/>
+          <w:sz w:val="19"/>
+          <w:szCs w:val="19"/>
+        </w:rPr>
+        <w:t xml:space="preserve">MGRAPHIX &amp; WEB</w:t>
+      </w:r>
+    </w:p>
+    <w:p>
+      <w:pPr>
+        <w:spacing w:after="0"/>
+        <w:jc w:val="center"/>
+      </w:pPr>
+      <w:r>
+        <w:rPr>
+          <w:rFonts w:ascii="Calibri" w:cs="Calibri" w:eastAsia="Calibri" w:hAnsi="Calibri"/>
+          <w:color w:val="2E75B6"/>
+          <w:sz w:val="19"/>
+          <w:szCs w:val="19"/>
+        </w:rPr>
+        <w:t xml:space="preserve">rentora.com.ng</w:t>
+      </w:r>
+    </w:p>
+    <w:p>
+      <w:r>
+        <w:br w:type="page"/>
+      </w:r>
+    </w:p>
+    <w:p>
+      <w:pPr>
         <w:pStyle w:val="Heading1"/>
-      </w:pPr>
-      <w:r>
-        <w:t xml:space="preserve">RENTORA PROJECT OVERVIEW - ESCROW WORKFLOW</w:t>
+        <w:pBdr>
+          <w:bottom w:val="single" w:color="2E75B6" w:sz="6" w:space="4"/>
+        </w:pBdr>
+        <w:spacing w:after="160" w:before="320"/>
+      </w:pPr>
+      <w:r>
+        <w:rPr>
+          <w:rFonts w:ascii="Calibri" w:cs="Calibri" w:eastAsia="Calibri" w:hAnsi="Calibri"/>
+          <w:b/>
+          <w:bCs/>
+          <w:color w:val="2E75B6"/>
+          <w:sz w:val="27"/>
+          <w:szCs w:val="27"/>
+        </w:rPr>
+        <w:t xml:space="preserve">What Rentora Is</w:t>
+      </w:r>
+    </w:p>
+    <w:p>
+      <w:pPr>
+        <w:spacing w:after="160"/>
+      </w:pPr>
+      <w:r>
+        <w:rPr>
+          <w:rFonts w:ascii="Calibri" w:cs="Calibri" w:eastAsia="Calibri" w:hAnsi="Calibri"/>
+          <w:b w:val="false"/>
+          <w:bCs w:val="false"/>
+          <w:i w:val="false"/>
+          <w:iCs w:val="false"/>
+          <w:color w:val="2B2B2B"/>
+          <w:sz w:val="21"/>
+          <w:szCs w:val="21"/>
+        </w:rPr>
+        <w:t xml:space="preserve">Rentora is a student housing platform built for LAUTECH (Ladoke Akintola University of Technology) students in Ogbomosho, Nigeria. It connects students searching for accommodation with verified local agents, and manages the entire journey in one place — discovery, contact, viewing, and payment — replacing the informal, word-of-mouth process most students currently rely on.</w:t>
+      </w:r>
+    </w:p>
+    <w:p>
+      <w:pPr>
+        <w:spacing w:after="160"/>
+      </w:pPr>
+      <w:r>
+        <w:rPr>
+          <w:rFonts w:ascii="Calibri" w:cs="Calibri" w:eastAsia="Calibri" w:hAnsi="Calibri"/>
+          <w:b w:val="false"/>
+          <w:bCs w:val="false"/>
+          <w:i w:val="false"/>
+          <w:iCs w:val="false"/>
+          <w:color w:val="2B2B2B"/>
+          <w:sz w:val="21"/>
+          <w:szCs w:val="21"/>
+        </w:rPr>
+        <w:t xml:space="preserve">The platform is live in production and supports the full transaction lifecycle: listing and admin verification, free property viewings, and holding rent payments in escrow until a tenant confirms they’ve moved in. Every part of that lifecycle is designed around a single idea: money should only move when there is a real, verifiable action behind it — a genuine move-in, not on trust alone.</w:t>
+      </w:r>
+    </w:p>
+    <w:p>
+      <w:pPr>
+        <w:pStyle w:val="Heading1"/>
+        <w:pBdr>
+          <w:bottom w:val="single" w:color="2E75B6" w:sz="6" w:space="4"/>
+        </w:pBdr>
+        <w:spacing w:after="160" w:before="320"/>
+      </w:pPr>
+      <w:r>
+        <w:rPr>
+          <w:rFonts w:ascii="Calibri" w:cs="Calibri" w:eastAsia="Calibri" w:hAnsi="Calibri"/>
+          <w:b/>
+          <w:bCs/>
+          <w:color w:val="2E75B6"/>
+          <w:sz w:val="27"/>
+          <w:szCs w:val="27"/>
+        </w:rPr>
+        <w:t xml:space="preserve">The Problem</w:t>
+      </w:r>
+    </w:p>
+    <w:p>
+      <w:pPr>
+        <w:pStyle w:val="ListParagraph"/>
+        <w:numPr>
+          <w:ilvl w:val="0"/>
+          <w:numId w:val="2"/>
+        </w:numPr>
+        <w:spacing w:after="100"/>
+      </w:pPr>
+      <w:r>
+        <w:rPr>
+          <w:rFonts w:ascii="Calibri" w:cs="Calibri" w:eastAsia="Calibri" w:hAnsi="Calibri"/>
+          <w:b w:val="false"/>
+          <w:bCs w:val="false"/>
+          <w:i w:val="false"/>
+          <w:iCs w:val="false"/>
+          <w:color w:val="2B2B2B"/>
+          <w:sz w:val="21"/>
+          <w:szCs w:val="21"/>
+        </w:rPr>
+        <w:t xml:space="preserve">Off-campus student housing near LAUTECH is found almost entirely through word of mouth, campus flyers, and unverified agents — there is no central, trustworthy place to search.</w:t>
+      </w:r>
+    </w:p>
+    <w:p>
+      <w:pPr>
+        <w:pStyle w:val="ListParagraph"/>
+        <w:numPr>
+          <w:ilvl w:val="0"/>
+          <w:numId w:val="2"/>
+        </w:numPr>
+        <w:spacing w:after="100"/>
+      </w:pPr>
+      <w:r>
+        <w:rPr>
+          <w:rFonts w:ascii="Calibri" w:cs="Calibri" w:eastAsia="Calibri" w:hAnsi="Calibri"/>
+          <w:b w:val="false"/>
+          <w:bCs w:val="false"/>
+          <w:i w:val="false"/>
+          <w:iCs w:val="false"/>
+          <w:color w:val="2B2B2B"/>
+          <w:sz w:val="21"/>
+          <w:szCs w:val="21"/>
+        </w:rPr>
+        <w:t xml:space="preserve">Students often pay agents or “middlemen” upfront with no way to confirm a property is real, available, or accurately described before money changes hands.</w:t>
+      </w:r>
+    </w:p>
+    <w:p>
+      <w:pPr>
+        <w:pStyle w:val="ListParagraph"/>
+        <w:numPr>
+          <w:ilvl w:val="0"/>
+          <w:numId w:val="2"/>
+        </w:numPr>
+        <w:spacing w:after="100"/>
+      </w:pPr>
+      <w:r>
+        <w:rPr>
+          <w:rFonts w:ascii="Calibri" w:cs="Calibri" w:eastAsia="Calibri" w:hAnsi="Calibri"/>
+          <w:b w:val="false"/>
+          <w:bCs w:val="false"/>
+          <w:i w:val="false"/>
+          <w:iCs w:val="false"/>
+          <w:color w:val="2B2B2B"/>
+          <w:sz w:val="21"/>
+          <w:szCs w:val="21"/>
+        </w:rPr>
+        <w:t xml:space="preserve">Agents have no professional platform to list verified properties, manage viewings, or get paid reliably and transparently.</w:t>
+      </w:r>
+    </w:p>
+    <w:p>
+      <w:pPr>
+        <w:pStyle w:val="ListParagraph"/>
+        <w:numPr>
+          <w:ilvl w:val="0"/>
+          <w:numId w:val="2"/>
+        </w:numPr>
+        <w:spacing w:after="100"/>
+      </w:pPr>
+      <w:r>
+        <w:rPr>
+          <w:rFonts w:ascii="Calibri" w:cs="Calibri" w:eastAsia="Calibri" w:hAnsi="Calibri"/>
+          <w:b w:val="false"/>
+          <w:bCs w:val="false"/>
+          <w:i w:val="false"/>
+          <w:iCs w:val="false"/>
+          <w:color w:val="2B2B2B"/>
+          <w:sz w:val="21"/>
+          <w:szCs w:val="21"/>
+        </w:rPr>
+        <w:t xml:space="preserve">There is no accountability layer — if a deal goes wrong, there is no record, no dispute process, and no trust mechanism protecting either side.</w:t>
+      </w:r>
+    </w:p>
+    <w:p>
+      <w:pPr>
+        <w:pStyle w:val="Heading1"/>
+        <w:pBdr>
+          <w:bottom w:val="single" w:color="2E75B6" w:sz="6" w:space="4"/>
+        </w:pBdr>
+        <w:spacing w:after="160" w:before="320"/>
+      </w:pPr>
+      <w:r>
+        <w:rPr>
+          <w:rFonts w:ascii="Calibri" w:cs="Calibri" w:eastAsia="Calibri" w:hAnsi="Calibri"/>
+          <w:b/>
+          <w:bCs/>
+          <w:color w:val="2E75B6"/>
+          <w:sz w:val="27"/>
+          <w:szCs w:val="27"/>
+        </w:rPr>
+        <w:t xml:space="preserve">The Solution</w:t>
+      </w:r>
+    </w:p>
+    <w:p>
+      <w:pPr>
+        <w:spacing w:after="160"/>
+      </w:pPr>
+      <w:r>
+        <w:rPr>
+          <w:rFonts w:ascii="Calibri" w:cs="Calibri" w:eastAsia="Calibri" w:hAnsi="Calibri"/>
+          <w:b w:val="false"/>
+          <w:bCs w:val="false"/>
+          <w:i w:val="false"/>
+          <w:iCs w:val="false"/>
+          <w:color w:val="2B2B2B"/>
+          <w:sz w:val="21"/>
+          <w:szCs w:val="21"/>
+        </w:rPr>
+        <w:t xml:space="preserve">Rentora replaces that informal process with a structured, trust-based platform where every actor — student, agent, and platform — has clear rules and protections.</w:t>
+      </w:r>
+    </w:p>
+    <w:p>
+      <w:pPr>
+        <w:pStyle w:val="ListParagraph"/>
+        <w:numPr>
+          <w:ilvl w:val="0"/>
+          <w:numId w:val="2"/>
+        </w:numPr>
+        <w:spacing w:after="100"/>
+      </w:pPr>
+      <w:r>
+        <w:rPr>
+          <w:rFonts w:ascii="Calibri" w:cs="Calibri" w:eastAsia="Calibri" w:hAnsi="Calibri"/>
+          <w:b/>
+          <w:bCs/>
+          <w:i w:val="false"/>
+          <w:iCs w:val="false"/>
+          <w:color w:val="2B2B2B"/>
+          <w:sz w:val="21"/>
+          <w:szCs w:val="21"/>
+        </w:rPr>
+        <w:t xml:space="preserve">Verified contact &amp; viewings — </w:t>
+      </w:r>
+      <w:r>
+        <w:rPr>
+          <w:rFonts w:ascii="Calibri" w:cs="Calibri" w:eastAsia="Calibri" w:hAnsi="Calibri"/>
+          <w:b w:val="false"/>
+          <w:bCs w:val="false"/>
+          <w:i w:val="false"/>
+          <w:iCs w:val="false"/>
+          <w:color w:val="2B2B2B"/>
+          <w:sz w:val="21"/>
+          <w:szCs w:val="21"/>
+        </w:rPr>
+        <w:t xml:space="preserve">Students browse verified listings for free, with the agent’s contact details visible directly on every listing — no unlock step required.</w:t>
+      </w:r>
+    </w:p>
+    <w:p>
+      <w:pPr>
+        <w:pStyle w:val="ListParagraph"/>
+        <w:numPr>
+          <w:ilvl w:val="0"/>
+          <w:numId w:val="2"/>
+        </w:numPr>
+        <w:spacing w:after="100"/>
+      </w:pPr>
+      <w:r>
+        <w:rPr>
+          <w:rFonts w:ascii="Calibri" w:cs="Calibri" w:eastAsia="Calibri" w:hAnsi="Calibri"/>
+          <w:b/>
+          <w:bCs/>
+          <w:i w:val="false"/>
+          <w:iCs w:val="false"/>
+          <w:color w:val="2B2B2B"/>
+          <w:sz w:val="21"/>
+          <w:szCs w:val="21"/>
+        </w:rPr>
+        <w:t xml:space="preserve">Free property viewings — </w:t>
+      </w:r>
+      <w:r>
+        <w:rPr>
+          <w:rFonts w:ascii="Calibri" w:cs="Calibri" w:eastAsia="Calibri" w:hAnsi="Calibri"/>
+          <w:b w:val="false"/>
+          <w:bCs w:val="false"/>
+          <w:i w:val="false"/>
+          <w:iCs w:val="false"/>
+          <w:color w:val="2B2B2B"/>
+          <w:sz w:val="21"/>
+          <w:szCs w:val="21"/>
+        </w:rPr>
+        <w:t xml:space="preserve">Students can request a viewing instead of visiting blind, at no cost. A verified agent conducts it in person, and the student can optionally tip the agent afterward for good service.</w:t>
+      </w:r>
+    </w:p>
+    <w:p>
+      <w:pPr>
+        <w:pStyle w:val="ListParagraph"/>
+        <w:numPr>
+          <w:ilvl w:val="0"/>
+          <w:numId w:val="2"/>
+        </w:numPr>
+        <w:spacing w:after="100"/>
+      </w:pPr>
+      <w:r>
+        <w:rPr>
+          <w:rFonts w:ascii="Calibri" w:cs="Calibri" w:eastAsia="Calibri" w:hAnsi="Calibri"/>
+          <w:b/>
+          <w:bCs/>
+          <w:i w:val="false"/>
+          <w:iCs w:val="false"/>
+          <w:color w:val="2B2B2B"/>
+          <w:sz w:val="21"/>
+          <w:szCs w:val="21"/>
+        </w:rPr>
+        <w:t xml:space="preserve">Rent escrow — </w:t>
+      </w:r>
+      <w:r>
+        <w:rPr>
+          <w:rFonts w:ascii="Calibri" w:cs="Calibri" w:eastAsia="Calibri" w:hAnsi="Calibri"/>
+          <w:b w:val="false"/>
+          <w:bCs w:val="false"/>
+          <w:i w:val="false"/>
+          <w:iCs w:val="false"/>
+          <w:color w:val="2B2B2B"/>
+          <w:sz w:val="21"/>
+          <w:szCs w:val="21"/>
+        </w:rPr>
+        <w:t xml:space="preserve">When a student pays rent through Rentora, the funds are held — not paid out — until the student confirms they’ve received the keys and moved in, then released to the agent’s Rentora balance. If the student goes silent, funds auto-release after a configurable window so agents aren’t left waiting indefinitely.</w:t>
+      </w:r>
+    </w:p>
+    <w:p>
+      <w:pPr>
+        <w:pStyle w:val="ListParagraph"/>
+        <w:numPr>
+          <w:ilvl w:val="0"/>
+          <w:numId w:val="2"/>
+        </w:numPr>
+        <w:spacing w:after="100"/>
+      </w:pPr>
+      <w:r>
+        <w:rPr>
+          <w:rFonts w:ascii="Calibri" w:cs="Calibri" w:eastAsia="Calibri" w:hAnsi="Calibri"/>
+          <w:b/>
+          <w:bCs/>
+          <w:i w:val="false"/>
+          <w:iCs w:val="false"/>
+          <w:color w:val="2B2B2B"/>
+          <w:sz w:val="21"/>
+          <w:szCs w:val="21"/>
+        </w:rPr>
+        <w:t xml:space="preserve">Verified agents &amp; listings — </w:t>
+      </w:r>
+      <w:r>
+        <w:rPr>
+          <w:rFonts w:ascii="Calibri" w:cs="Calibri" w:eastAsia="Calibri" w:hAnsi="Calibri"/>
+          <w:b w:val="false"/>
+          <w:bCs w:val="false"/>
+          <w:i w:val="false"/>
+          <w:iCs w:val="false"/>
+          <w:color w:val="2B2B2B"/>
+          <w:sz w:val="21"/>
+          <w:szCs w:val="21"/>
+        </w:rPr>
+        <w:t xml:space="preserve">Agents must submit ID, a selfie, and bank details, and every listing goes through admin review before it appears publicly. Any edit to an already-approved listing automatically drops it back into the review queue.</w:t>
+      </w:r>
+    </w:p>
+    <w:p>
+      <w:pPr>
+        <w:pStyle w:val="ListParagraph"/>
+        <w:numPr>
+          <w:ilvl w:val="0"/>
+          <w:numId w:val="2"/>
+        </w:numPr>
+        <w:spacing w:after="100"/>
+      </w:pPr>
+      <w:r>
+        <w:rPr>
+          <w:rFonts w:ascii="Calibri" w:cs="Calibri" w:eastAsia="Calibri" w:hAnsi="Calibri"/>
+          <w:b/>
+          <w:bCs/>
+          <w:i w:val="false"/>
+          <w:iCs w:val="false"/>
+          <w:color w:val="2B2B2B"/>
+          <w:sz w:val="21"/>
+          <w:szCs w:val="21"/>
+        </w:rPr>
+        <w:t xml:space="preserve">“Mark as Taken” — </w:t>
+      </w:r>
+      <w:r>
+        <w:rPr>
+          <w:rFonts w:ascii="Calibri" w:cs="Calibri" w:eastAsia="Calibri" w:hAnsi="Calibri"/>
+          <w:b w:val="false"/>
+          <w:bCs w:val="false"/>
+          <w:i w:val="false"/>
+          <w:iCs w:val="false"/>
+          <w:color w:val="2B2B2B"/>
+          <w:sz w:val="21"/>
+          <w:szCs w:val="21"/>
+        </w:rPr>
+        <w:t xml:space="preserve">Once a student has moved in, the property is automatically marked unavailable so it stops appearing to other students — no stale, already-taken listings cluttering search.</w:t>
+      </w:r>
+    </w:p>
+    <w:p>
+      <w:r>
+        <w:br w:type="page"/>
+      </w:r>
+    </w:p>
+    <w:p>
+      <w:pPr>
+        <w:pStyle w:val="Heading1"/>
+        <w:pBdr>
+          <w:bottom w:val="single" w:color="2E75B6" w:sz="6" w:space="4"/>
+        </w:pBdr>
+        <w:spacing w:after="160" w:before="320"/>
+      </w:pPr>
+      <w:r>
+        <w:rPr>
+          <w:rFonts w:ascii="Calibri" w:cs="Calibri" w:eastAsia="Calibri" w:hAnsi="Calibri"/>
+          <w:b/>
+          <w:bCs/>
+          <w:color w:val="2E75B6"/>
+          <w:sz w:val="27"/>
+          <w:szCs w:val="27"/>
+        </w:rPr>
+        <w:t xml:space="preserve">How It Works</w:t>
       </w:r>
     </w:p>
     <w:p>
       <w:pPr>
         <w:pStyle w:val="Heading2"/>
-      </w:pPr>
-      <w:r>
-        <w:t xml:space="preserve">Updated Escrow Process with Admin Review</w:t>
-      </w:r>
-    </w:p>
-    <w:p/>
+        <w:spacing w:after="100" w:before="240"/>
+      </w:pPr>
+      <w:r>
+        <w:rPr>
+          <w:rFonts w:ascii="Calibri" w:cs="Calibri" w:eastAsia="Calibri" w:hAnsi="Calibri"/>
+          <w:b/>
+          <w:bCs/>
+          <w:color w:val="1B3A6B"/>
+          <w:sz w:val="23"/>
+          <w:szCs w:val="23"/>
+        </w:rPr>
+        <w:t xml:space="preserve">For Students</w:t>
+      </w:r>
+    </w:p>
+    <w:p>
+      <w:pPr>
+        <w:pStyle w:val="ListParagraph"/>
+        <w:numPr>
+          <w:ilvl w:val="0"/>
+          <w:numId w:val="2"/>
+        </w:numPr>
+        <w:spacing w:after="100"/>
+      </w:pPr>
+      <w:r>
+        <w:rPr>
+          <w:rFonts w:ascii="Calibri" w:cs="Calibri" w:eastAsia="Calibri" w:hAnsi="Calibri"/>
+          <w:b w:val="false"/>
+          <w:bCs w:val="false"/>
+          <w:i w:val="false"/>
+          <w:iCs w:val="false"/>
+          <w:color w:val="2B2B2B"/>
+          <w:sz w:val="21"/>
+          <w:szCs w:val="21"/>
+        </w:rPr>
+        <w:t xml:space="preserve">Browse verified listings by price, location, and property type — no account required.</w:t>
+      </w:r>
+    </w:p>
+    <w:p>
+      <w:pPr>
+        <w:pStyle w:val="ListParagraph"/>
+        <w:numPr>
+          <w:ilvl w:val="0"/>
+          <w:numId w:val="2"/>
+        </w:numPr>
+        <w:spacing w:after="100"/>
+      </w:pPr>
+      <w:r>
+        <w:rPr>
+          <w:rFonts w:ascii="Calibri" w:cs="Calibri" w:eastAsia="Calibri" w:hAnsi="Calibri"/>
+          <w:b w:val="false"/>
+          <w:bCs w:val="false"/>
+          <w:i w:val="false"/>
+          <w:iCs w:val="false"/>
+          <w:color w:val="2B2B2B"/>
+          <w:sz w:val="21"/>
+          <w:szCs w:val="21"/>
+        </w:rPr>
+        <w:t xml:space="preserve">View a listing’s agent contact details directly, or request a free viewing to have an agent show the property in person first.</w:t>
+      </w:r>
+    </w:p>
+    <w:p>
+      <w:pPr>
+        <w:pStyle w:val="ListParagraph"/>
+        <w:numPr>
+          <w:ilvl w:val="0"/>
+          <w:numId w:val="2"/>
+        </w:numPr>
+        <w:spacing w:after="100"/>
+      </w:pPr>
+      <w:r>
+        <w:rPr>
+          <w:rFonts w:ascii="Calibri" w:cs="Calibri" w:eastAsia="Calibri" w:hAnsi="Calibri"/>
+          <w:b w:val="false"/>
+          <w:bCs w:val="false"/>
+          <w:i w:val="false"/>
+          <w:iCs w:val="false"/>
+          <w:color w:val="2B2B2B"/>
+          <w:sz w:val="21"/>
+          <w:szCs w:val="21"/>
+        </w:rPr>
+        <w:t xml:space="preserve">Pay rent securely through Rentora, including the auto-calculated agent fee — the money is held until move-in is confirmed, never paid out during the hold.</w:t>
+      </w:r>
+    </w:p>
+    <w:p>
+      <w:pPr>
+        <w:pStyle w:val="ListParagraph"/>
+        <w:numPr>
+          <w:ilvl w:val="0"/>
+          <w:numId w:val="2"/>
+        </w:numPr>
+        <w:spacing w:after="100"/>
+      </w:pPr>
+      <w:r>
+        <w:rPr>
+          <w:rFonts w:ascii="Calibri" w:cs="Calibri" w:eastAsia="Calibri" w:hAnsi="Calibri"/>
+          <w:b w:val="false"/>
+          <w:bCs w:val="false"/>
+          <w:i w:val="false"/>
+          <w:iCs w:val="false"/>
+          <w:color w:val="2B2B2B"/>
+          <w:sz w:val="21"/>
+          <w:szCs w:val="21"/>
+        </w:rPr>
+        <w:t xml:space="preserve">Confirm move-in from their profile — this releases the full held amount to the agent’s balance and marks the property taken.</w:t>
+      </w:r>
+    </w:p>
     <w:p>
       <w:pPr>
         <w:pStyle w:val="Heading2"/>
-      </w:pPr>
-      <w:r>
-        <w:t xml:space="preserve">RENT ESCROW PROCESS (3-STAGE WITH ADMIN REVIEW)</w:t>
-      </w:r>
-    </w:p>
-    <w:p>
-      <w:r>
-        <w:t xml:space="preserve">Stage 1: Payment Received (HELD Status)</w:t>
-      </w:r>
-    </w:p>
-    <w:p>
-      <w:r>
-        <w:t xml:space="preserve">• Tenant/student pays rent, agent fee, and caution fee to the platform</w:t>
-      </w:r>
-    </w:p>
-    <w:p>
-      <w:r>
-        <w:t xml:space="preserve">• Payment status set to 'held' (in escrow)</w:t>
-      </w:r>
-    </w:p>
-    <w:p>
-      <w:r>
-        <w:t xml:space="preserve">• Admin receives detailed notification email with: payment breakdown, agent name, property details, student name, reason code: PAYMENT_RECEIVED, timestamp</w:t>
-      </w:r>
-    </w:p>
-    <w:p>
-      <w:r>
-        <w:t xml:space="preserve">• Funds are held securely on the platform</w:t>
-      </w:r>
-    </w:p>
-    <w:p>
-      <w:r>
-        <w:t xml:space="preserve">• Agent balance: NOT UPDATED YET</w:t>
-      </w:r>
-    </w:p>
-    <w:p/>
-    <w:p>
-      <w:r>
-        <w:t xml:space="preserve">Stage 2: Move-In Reported</w:t>
-      </w:r>
-    </w:p>
-    <w:p>
-      <w:r>
-        <w:t xml:space="preserve">• Agent confirms keys handed over to tenant/student</w:t>
-      </w:r>
-    </w:p>
-    <w:p>
-      <w:r>
-        <w:t xml:space="preserve">• Payment status changed to 'move_in_reported'</w:t>
-      </w:r>
-    </w:p>
-    <w:p>
-      <w:r>
-        <w:t xml:space="preserve">• Admin receives notification email with: move-in confirmation, agent name, property details, student name, reason code: MOVE_IN_REPORTED, timestamp</w:t>
-      </w:r>
-    </w:p>
-    <w:p>
-      <w:r>
-        <w:t xml:space="preserve">• Funds still held in escrow</w:t>
-      </w:r>
-    </w:p>
-    <w:p>
-      <w:r>
-        <w:t xml:space="preserve">• Agent balance: NOT UPDATED YET</w:t>
-      </w:r>
-    </w:p>
-    <w:p/>
-    <w:p>
-      <w:r>
-        <w:t xml:space="preserve">Stage 3: Admin Reviews &amp; Releases Payment</w:t>
-      </w:r>
-    </w:p>
-    <w:p>
-      <w:r>
-        <w:t xml:space="preserve">• Admin reviews the payment transaction in the dashboard</w:t>
-      </w:r>
-    </w:p>
-    <w:p>
-      <w:r>
-        <w:t xml:space="preserve">• After verification (fraud checks, documentation review), admin approves release</w:t>
-      </w:r>
-    </w:p>
-    <w:p>
-      <w:r>
-        <w:t xml:space="preserve">• Payment status changed to 'released'</w:t>
-      </w:r>
-    </w:p>
-    <w:p>
-      <w:r>
-        <w:t xml:space="preserve">• FULL AMOUNT credited to agent balance: Agent fee (10% of rent) + Rent amount + Caution fee</w:t>
-      </w:r>
-    </w:p>
-    <w:p>
-      <w:r>
-        <w:t xml:space="preserve">• Admin receives final notification email with: RELEASED status, full breakdown of amounts credited, agent name and updated balance, property details, student name, reason code: PAYMENT_RELEASED, admin who approved, timestamp</w:t>
-      </w:r>
-    </w:p>
-    <w:p>
-      <w:r>
-        <w:t xml:space="preserve">• Agent can now withdraw the credited amount</w:t>
-      </w:r>
-    </w:p>
-    <w:p/>
+        <w:spacing w:after="100" w:before="240"/>
+      </w:pPr>
+      <w:r>
+        <w:rPr>
+          <w:rFonts w:ascii="Calibri" w:cs="Calibri" w:eastAsia="Calibri" w:hAnsi="Calibri"/>
+          <w:b/>
+          <w:bCs/>
+          <w:color w:val="1B3A6B"/>
+          <w:sz w:val="23"/>
+          <w:szCs w:val="23"/>
+        </w:rPr>
+        <w:t xml:space="preserve">For Agents</w:t>
+      </w:r>
+    </w:p>
+    <w:p>
+      <w:pPr>
+        <w:pStyle w:val="ListParagraph"/>
+        <w:numPr>
+          <w:ilvl w:val="0"/>
+          <w:numId w:val="2"/>
+        </w:numPr>
+        <w:spacing w:after="100"/>
+      </w:pPr>
+      <w:r>
+        <w:rPr>
+          <w:rFonts w:ascii="Calibri" w:cs="Calibri" w:eastAsia="Calibri" w:hAnsi="Calibri"/>
+          <w:b w:val="false"/>
+          <w:bCs w:val="false"/>
+          <w:i w:val="false"/>
+          <w:iCs w:val="false"/>
+          <w:color w:val="2B2B2B"/>
+          <w:sz w:val="21"/>
+          <w:szCs w:val="21"/>
+        </w:rPr>
+        <w:t xml:space="preserve">Apply for verification with ID, a selfie, and bank details; approval is reviewed by an admin.</w:t>
+      </w:r>
+    </w:p>
+    <w:p>
+      <w:pPr>
+        <w:pStyle w:val="ListParagraph"/>
+        <w:numPr>
+          <w:ilvl w:val="0"/>
+          <w:numId w:val="2"/>
+        </w:numPr>
+        <w:spacing w:after="100"/>
+      </w:pPr>
+      <w:r>
+        <w:rPr>
+          <w:rFonts w:ascii="Calibri" w:cs="Calibri" w:eastAsia="Calibri" w:hAnsi="Calibri"/>
+          <w:b w:val="false"/>
+          <w:bCs w:val="false"/>
+          <w:i w:val="false"/>
+          <w:iCs w:val="false"/>
+          <w:color w:val="2B2B2B"/>
+          <w:sz w:val="21"/>
+          <w:szCs w:val="21"/>
+        </w:rPr>
+        <w:t xml:space="preserve">List properties with rent price and the property owner’s full name and phone number (for contact and verification only); listings require admin approval before going live, and are automatically checked against existing listings to flag possible duplicates.</w:t>
+      </w:r>
+    </w:p>
+    <w:p>
+      <w:pPr>
+        <w:pStyle w:val="ListParagraph"/>
+        <w:numPr>
+          <w:ilvl w:val="0"/>
+          <w:numId w:val="2"/>
+        </w:numPr>
+        <w:spacing w:after="100"/>
+      </w:pPr>
+      <w:r>
+        <w:rPr>
+          <w:rFonts w:ascii="Calibri" w:cs="Calibri" w:eastAsia="Calibri" w:hAnsi="Calibri"/>
+          <w:b w:val="false"/>
+          <w:bCs w:val="false"/>
+          <w:i w:val="false"/>
+          <w:iCs w:val="false"/>
+          <w:color w:val="2B2B2B"/>
+          <w:sz w:val="21"/>
+          <w:szCs w:val="21"/>
+        </w:rPr>
+        <w:t xml:space="preserve">Conduct free property viewings for interested students — there is no viewing fee to collect, but a student may optionally send a tip afterward, credited straight to the agent’s balance with no Rentora cut.</w:t>
+      </w:r>
+    </w:p>
+    <w:p>
+      <w:pPr>
+        <w:pStyle w:val="ListParagraph"/>
+        <w:numPr>
+          <w:ilvl w:val="0"/>
+          <w:numId w:val="2"/>
+        </w:numPr>
+        <w:spacing w:after="100"/>
+      </w:pPr>
+      <w:r>
+        <w:rPr>
+          <w:rFonts w:ascii="Calibri" w:cs="Calibri" w:eastAsia="Calibri" w:hAnsi="Calibri"/>
+          <w:b w:val="false"/>
+          <w:bCs w:val="false"/>
+          <w:i w:val="false"/>
+          <w:iCs w:val="false"/>
+          <w:color w:val="2B2B2B"/>
+          <w:sz w:val="21"/>
+          <w:szCs w:val="21"/>
+        </w:rPr>
+        <w:t xml:space="preserve">Earn an automatically calculated agent fee (10% of rent) the moment the student confirms move-in or the auto-release window passes — credited together with the rent amount and any caution fee directly to the agent’s Rentora balance.</w:t>
+      </w:r>
+    </w:p>
+    <w:p>
+      <w:pPr>
+        <w:pStyle w:val="ListParagraph"/>
+        <w:numPr>
+          <w:ilvl w:val="0"/>
+          <w:numId w:val="2"/>
+        </w:numPr>
+        <w:spacing w:after="100"/>
+      </w:pPr>
+      <w:r>
+        <w:rPr>
+          <w:rFonts w:ascii="Calibri" w:cs="Calibri" w:eastAsia="Calibri" w:hAnsi="Calibri"/>
+          <w:b w:val="false"/>
+          <w:bCs w:val="false"/>
+          <w:i w:val="false"/>
+          <w:iCs w:val="false"/>
+          <w:color w:val="2B2B2B"/>
+          <w:sz w:val="21"/>
+          <w:szCs w:val="21"/>
+        </w:rPr>
+        <w:t xml:space="preserve">Withdraw earnings to a verified bank account through a withdrawal request (minimum ₦3,000 per request); Rentora deducts a 1.3% withdrawal fee from the amount paid out.</w:t>
+      </w:r>
+    </w:p>
     <w:p>
       <w:pPr>
         <w:pStyle w:val="Heading2"/>
-      </w:pPr>
-      <w:r>
-        <w:t xml:space="preserve">ADMIN EMAIL NOTIFICATIONS - DETAILED SPECIFICATION</w:t>
-      </w:r>
-    </w:p>
-    <w:p>
-      <w:r>
-        <w:t xml:space="preserve">Email triggers at three key points:</w:t>
-      </w:r>
-    </w:p>
-    <w:p>
-      <w:r>
-        <w:t xml:space="preserve">1. Payment Received (HELD) - Initial notification</w:t>
-      </w:r>
-    </w:p>
-    <w:p>
-      <w:r>
-        <w:t xml:space="preserve">2. Move-In Reported - Status update</w:t>
-      </w:r>
-    </w:p>
-    <w:p>
-      <w:r>
-        <w:t xml:space="preserve">3. Payment Released - Final action completed</w:t>
-      </w:r>
-    </w:p>
-    <w:p/>
-    <w:p>
-      <w:r>
-        <w:t xml:space="preserve">Each email includes:</w:t>
-      </w:r>
-    </w:p>
-    <w:p>
-      <w:r>
-        <w:t xml:space="preserve">• Transaction ID</w:t>
-      </w:r>
-    </w:p>
-    <w:p>
-      <w:r>
-        <w:t xml:space="preserve">• Agent Name &amp; ID</w:t>
-      </w:r>
-    </w:p>
-    <w:p>
-      <w:r>
-        <w:t xml:space="preserve">• Student/Tenant Name</w:t>
-      </w:r>
-    </w:p>
-    <w:p>
-      <w:r>
-        <w:t xml:space="preserve">• Property Address</w:t>
-      </w:r>
-    </w:p>
-    <w:p>
-      <w:r>
-        <w:t xml:space="preserve">• Payment Breakdown (Rent Amount, Agent Fee 10%, Caution Fee)</w:t>
-      </w:r>
-    </w:p>
-    <w:p>
-      <w:r>
-        <w:t xml:space="preserve">• Current Payment Status</w:t>
-      </w:r>
-    </w:p>
-    <w:p>
-      <w:r>
-        <w:t xml:space="preserve">• Reason Code (PAYMENT_RECEIVED | MOVE_IN_REPORTED | PAYMENT_RELEASED)</w:t>
-      </w:r>
-    </w:p>
-    <w:p>
-      <w:r>
-        <w:t xml:space="preserve">• Timestamp (ISO 8601 format)</w:t>
-      </w:r>
-    </w:p>
-    <w:p>
-      <w:r>
-        <w:t xml:space="preserve">• Admin action required (if any)</w:t>
-      </w:r>
-    </w:p>
-    <w:p>
-      <w:r>
-        <w:t xml:space="preserve">• Link to transaction in admin dashboard</w:t>
-      </w:r>
-    </w:p>
-    <w:p/>
+        <w:spacing w:after="100" w:before="240"/>
+      </w:pPr>
+      <w:r>
+        <w:rPr>
+          <w:rFonts w:ascii="Calibri" w:cs="Calibri" w:eastAsia="Calibri" w:hAnsi="Calibri"/>
+          <w:b/>
+          <w:bCs/>
+          <w:color w:val="1B3A6B"/>
+          <w:sz w:val="23"/>
+          <w:szCs w:val="23"/>
+        </w:rPr>
+        <w:t xml:space="preserve">For Property Owners</w:t>
+      </w:r>
+    </w:p>
+    <w:p>
+      <w:pPr>
+        <w:pStyle w:val="ListParagraph"/>
+        <w:numPr>
+          <w:ilvl w:val="0"/>
+          <w:numId w:val="2"/>
+        </w:numPr>
+        <w:spacing w:after="100"/>
+      </w:pPr>
+      <w:r>
+        <w:rPr>
+          <w:rFonts w:ascii="Calibri" w:cs="Calibri" w:eastAsia="Calibri" w:hAnsi="Calibri"/>
+          <w:b w:val="false"/>
+          <w:bCs w:val="false"/>
+          <w:i w:val="false"/>
+          <w:iCs w:val="false"/>
+          <w:color w:val="2B2B2B"/>
+          <w:sz w:val="21"/>
+          <w:szCs w:val="21"/>
+        </w:rPr>
+        <w:t xml:space="preserve">Owners are not platform users and are not paid through Rentora — an agent adds the owner’s full name and phone number when listing a property, purely for contact and verification purposes. Rentora never collects or stores an owner’s bank or payout details.</w:t>
+      </w:r>
+    </w:p>
+    <w:p>
+      <w:pPr>
+        <w:pStyle w:val="ListParagraph"/>
+        <w:numPr>
+          <w:ilvl w:val="0"/>
+          <w:numId w:val="2"/>
+        </w:numPr>
+        <w:spacing w:after="100"/>
+      </w:pPr>
+      <w:r>
+        <w:rPr>
+          <w:rFonts w:ascii="Calibri" w:cs="Calibri" w:eastAsia="Calibri" w:hAnsi="Calibri"/>
+          <w:b w:val="false"/>
+          <w:bCs w:val="false"/>
+          <w:i w:val="false"/>
+          <w:iCs w:val="false"/>
+          <w:color w:val="2B2B2B"/>
+          <w:sz w:val="21"/>
+          <w:szCs w:val="21"/>
+        </w:rPr>
+        <w:t xml:space="preserve">When a tenant’s rent payment is released, the full amount — rent, agent fee, and any caution fee — is credited to the listing agent’s Rentora balance. Settling with the property owner is handled directly between the agent and the owner, the same way it already works offline; Rentora’s role is to verify the agent, hold the funds safely, and only release them once a genuine move-in has been confirmed.</w:t>
+      </w:r>
+    </w:p>
     <w:p>
       <w:pPr>
         <w:pStyle w:val="Heading2"/>
-      </w:pPr>
-      <w:r>
-        <w:t xml:space="preserve">ANTI-FRAUD PROTECTIONS</w:t>
-      </w:r>
-    </w:p>
-    <w:p>
-      <w:r>
-        <w:t xml:space="preserve">• All funds held on platform (not directly transferred)</w:t>
-      </w:r>
-    </w:p>
-    <w:p>
-      <w:r>
-        <w:t xml:space="preserve">• Admin manual review before agent receives payment</w:t>
-      </w:r>
-    </w:p>
-    <w:p>
-      <w:r>
-        <w:t xml:space="preserve">• Full audit trail of all transactions</w:t>
-      </w:r>
-    </w:p>
-    <w:p>
-      <w:r>
-        <w:t xml:space="preserve">• Email notifications provide transparency</w:t>
-      </w:r>
-    </w:p>
-    <w:p>
-      <w:r>
-        <w:t xml:space="preserve">• Timestamps and reason codes enable fraud detection</w:t>
-      </w:r>
-    </w:p>
-    <w:p>
-      <w:r>
-        <w:t xml:space="preserve">• Agent cannot withdraw until admin approves release</w:t>
+        <w:spacing w:after="100" w:before="240"/>
+      </w:pPr>
+      <w:r>
+        <w:rPr>
+          <w:rFonts w:ascii="Calibri" w:cs="Calibri" w:eastAsia="Calibri" w:hAnsi="Calibri"/>
+          <w:b/>
+          <w:bCs/>
+          <w:color w:val="1B3A6B"/>
+          <w:sz w:val="23"/>
+          <w:szCs w:val="23"/>
+        </w:rPr>
+        <w:t xml:space="preserve">For Rentora (the Platform)</w:t>
+      </w:r>
+    </w:p>
+    <w:p>
+      <w:pPr>
+        <w:pStyle w:val="ListParagraph"/>
+        <w:numPr>
+          <w:ilvl w:val="0"/>
+          <w:numId w:val="2"/>
+        </w:numPr>
+        <w:spacing w:after="100"/>
+      </w:pPr>
+      <w:r>
+        <w:rPr>
+          <w:rFonts w:ascii="Calibri" w:cs="Calibri" w:eastAsia="Calibri" w:hAnsi="Calibri"/>
+          <w:b w:val="false"/>
+          <w:bCs w:val="false"/>
+          <w:i w:val="false"/>
+          <w:iCs w:val="false"/>
+          <w:color w:val="2B2B2B"/>
+          <w:sz w:val="21"/>
+          <w:szCs w:val="21"/>
+        </w:rPr>
+        <w:t xml:space="preserve">Earns from two sources only: the service fee added on top of every rent payment, and a 1.3% fee on every agent withdrawal — never a percentage of rent, agent fee, or tips.</w:t>
+      </w:r>
+    </w:p>
+    <w:p>
+      <w:pPr>
+        <w:pStyle w:val="ListParagraph"/>
+        <w:numPr>
+          <w:ilvl w:val="0"/>
+          <w:numId w:val="2"/>
+        </w:numPr>
+        <w:spacing w:after="100"/>
+      </w:pPr>
+      <w:r>
+        <w:rPr>
+          <w:rFonts w:ascii="Calibri" w:cs="Calibri" w:eastAsia="Calibri" w:hAnsi="Calibri"/>
+          <w:b w:val="false"/>
+          <w:bCs w:val="false"/>
+          <w:i w:val="false"/>
+          <w:iCs w:val="false"/>
+          <w:color w:val="2B2B2B"/>
+          <w:sz w:val="21"/>
+          <w:szCs w:val="21"/>
+        </w:rPr>
+        <w:t xml:space="preserve">Reviews and approves every agent and every listing before it’s public, acting as the trust layer between students and agents.</w:t>
+      </w:r>
+    </w:p>
+    <w:p>
+      <w:pPr>
+        <w:pStyle w:val="ListParagraph"/>
+        <w:numPr>
+          <w:ilvl w:val="0"/>
+          <w:numId w:val="2"/>
+        </w:numPr>
+        <w:spacing w:after="100"/>
+      </w:pPr>
+      <w:r>
+        <w:rPr>
+          <w:rFonts w:ascii="Calibri" w:cs="Calibri" w:eastAsia="Calibri" w:hAnsi="Calibri"/>
+          <w:b w:val="false"/>
+          <w:bCs w:val="false"/>
+          <w:i w:val="false"/>
+          <w:iCs w:val="false"/>
+          <w:color w:val="2B2B2B"/>
+          <w:sz w:val="21"/>
+          <w:szCs w:val="21"/>
+        </w:rPr>
+        <w:t xml:space="preserve">Holds rent in escrow, releases the full amount to the agent once move-in is confirmed, and resolves disputes through an admin panel if something goes wrong.</w:t>
+      </w:r>
+    </w:p>
+    <w:p>
+      <w:r>
+        <w:br w:type="page"/>
+      </w:r>
+    </w:p>
+    <w:p>
+      <w:pPr>
+        <w:pStyle w:val="Heading1"/>
+        <w:pBdr>
+          <w:bottom w:val="single" w:color="2E75B6" w:sz="6" w:space="4"/>
+        </w:pBdr>
+        <w:spacing w:after="160" w:before="320"/>
+      </w:pPr>
+      <w:r>
+        <w:rPr>
+          <w:rFonts w:ascii="Calibri" w:cs="Calibri" w:eastAsia="Calibri" w:hAnsi="Calibri"/>
+          <w:b/>
+          <w:bCs/>
+          <w:color w:val="2E75B6"/>
+          <w:sz w:val="27"/>
+          <w:szCs w:val="27"/>
+        </w:rPr>
+        <w:t xml:space="preserve">Business Model</w:t>
+      </w:r>
+    </w:p>
+    <w:p>
+      <w:pPr>
+        <w:spacing w:after="160"/>
+      </w:pPr>
+      <w:r>
+        <w:rPr>
+          <w:rFonts w:ascii="Calibri" w:cs="Calibri" w:eastAsia="Calibri" w:hAnsi="Calibri"/>
+          <w:b w:val="false"/>
+          <w:bCs w:val="false"/>
+          <w:i w:val="false"/>
+          <w:iCs w:val="false"/>
+          <w:color w:val="2B2B2B"/>
+          <w:sz w:val="21"/>
+          <w:szCs w:val="21"/>
+        </w:rPr>
+        <w:t xml:space="preserve">Rentora earns revenue from two points in the flow of money through the platform: a service fee on rent, and a fee on agent withdrawals. It never takes a cut of rent, agent fee, caution fee, or agent tips. Property viewings are entirely free — Rentora charges no viewing fee, and an agent’s only viewing-related earning is an optional tip sent directly by the student. Rentora’s income comes only from fees layered on top of a transaction or a payout, never from splitting what an agent has earned.</w:t>
+      </w:r>
+    </w:p>
+    <w:tbl>
+      <w:tblPr>
+        <w:tblW w:type="dxa" w:w="9746"/>
+        <w:tblBorders>
+          <w:top w:val="single" w:color="auto" w:sz="4"/>
+          <w:left w:val="single" w:color="auto" w:sz="4"/>
+          <w:bottom w:val="single" w:color="auto" w:sz="4"/>
+          <w:right w:val="single" w:color="auto" w:sz="4"/>
+          <w:insideH w:val="single" w:color="auto" w:sz="4"/>
+          <w:insideV w:val="single" w:color="auto" w:sz="4"/>
+        </w:tblBorders>
+      </w:tblPr>
+      <w:tblGrid>
+        <w:gridCol w:w="2600"/>
+        <w:gridCol w:w="4400"/>
+        <w:gridCol w:w="2746"/>
+      </w:tblGrid>
+      <w:tr>
+        <w:trPr>
+          <w:tblHeader/>
+        </w:trPr>
+        <w:tc>
+          <w:tcPr>
+            <w:tcW w:type="dxa" w:w="2600"/>
+            <w:shd w:fill="1B3A6B" w:val="clear"/>
+            <w:tcMar>
+              <w:top w:type="dxa" w:w="100"/>
+              <w:left w:type="dxa" w:w="120"/>
+              <w:bottom w:type="dxa" w:w="100"/>
+              <w:right w:type="dxa" w:w="120"/>
+            </w:tcMar>
+          </w:tcPr>
+          <w:p>
+            <w:r>
+              <w:rPr>
+                <w:rFonts w:ascii="Calibri" w:cs="Calibri" w:eastAsia="Calibri" w:hAnsi="Calibri"/>
+                <w:b/>
+                <w:bCs/>
+                <w:color w:val="FFFFFF"/>
+                <w:sz w:val="19"/>
+                <w:szCs w:val="19"/>
+              </w:rPr>
+              <w:t xml:space="preserve">Revenue Stream</w:t>
+            </w:r>
+          </w:p>
+        </w:tc>
+        <w:tc>
+          <w:tcPr>
+            <w:tcW w:type="dxa" w:w="4400"/>
+            <w:shd w:fill="1B3A6B" w:val="clear"/>
+            <w:tcMar>
+              <w:top w:type="dxa" w:w="100"/>
+              <w:left w:type="dxa" w:w="120"/>
+              <w:bottom w:type="dxa" w:w="100"/>
+              <w:right w:type="dxa" w:w="120"/>
+            </w:tcMar>
+          </w:tcPr>
+          <w:p>
+            <w:r>
+              <w:rPr>
+                <w:rFonts w:ascii="Calibri" w:cs="Calibri" w:eastAsia="Calibri" w:hAnsi="Calibri"/>
+                <w:b/>
+                <w:bCs/>
+                <w:color w:val="FFFFFF"/>
+                <w:sz w:val="19"/>
+                <w:szCs w:val="19"/>
+              </w:rPr>
+              <w:t xml:space="preserve">How It Works</w:t>
+            </w:r>
+          </w:p>
+        </w:tc>
+        <w:tc>
+          <w:tcPr>
+            <w:tcW w:type="dxa" w:w="2746"/>
+            <w:shd w:fill="1B3A6B" w:val="clear"/>
+            <w:tcMar>
+              <w:top w:type="dxa" w:w="100"/>
+              <w:left w:type="dxa" w:w="120"/>
+              <w:bottom w:type="dxa" w:w="100"/>
+              <w:right w:type="dxa" w:w="120"/>
+            </w:tcMar>
+          </w:tcPr>
+          <w:p>
+            <w:r>
+              <w:rPr>
+                <w:rFonts w:ascii="Calibri" w:cs="Calibri" w:eastAsia="Calibri" w:hAnsi="Calibri"/>
+                <w:b/>
+                <w:bCs/>
+                <w:color w:val="FFFFFF"/>
+                <w:sz w:val="19"/>
+                <w:szCs w:val="19"/>
+              </w:rPr>
+              <w:t xml:space="preserve">Platform Share</w:t>
+            </w:r>
+          </w:p>
+        </w:tc>
+      </w:tr>
+      <w:tr>
+        <w:tc>
+          <w:tcPr>
+            <w:tcW w:type="dxa" w:w="2600"/>
+            <w:tcMar>
+              <w:top w:type="dxa" w:w="100"/>
+              <w:left w:type="dxa" w:w="120"/>
+              <w:bottom w:type="dxa" w:w="100"/>
+              <w:right w:type="dxa" w:w="120"/>
+            </w:tcMar>
+          </w:tcPr>
+          <w:p>
+            <w:r>
+              <w:rPr>
+                <w:rFonts w:ascii="Calibri" w:cs="Calibri" w:eastAsia="Calibri" w:hAnsi="Calibri"/>
+                <w:b w:val="false"/>
+                <w:bCs w:val="false"/>
+                <w:color w:val="2B2B2B"/>
+                <w:sz w:val="19"/>
+                <w:szCs w:val="19"/>
+              </w:rPr>
+              <w:t xml:space="preserve">Rent Escrow</w:t>
+            </w:r>
+          </w:p>
+        </w:tc>
+        <w:tc>
+          <w:tcPr>
+            <w:tcW w:type="dxa" w:w="4400"/>
+            <w:tcMar>
+              <w:top w:type="dxa" w:w="100"/>
+              <w:left w:type="dxa" w:w="120"/>
+              <w:bottom w:type="dxa" w:w="100"/>
+              <w:right w:type="dxa" w:w="120"/>
+            </w:tcMar>
+          </w:tcPr>
+          <w:p>
+            <w:r>
+              <w:rPr>
+                <w:rFonts w:ascii="Calibri" w:cs="Calibri" w:eastAsia="Calibri" w:hAnsi="Calibri"/>
+                <w:b w:val="false"/>
+                <w:bCs w:val="false"/>
+                <w:color w:val="2B2B2B"/>
+                <w:sz w:val="19"/>
+                <w:szCs w:val="19"/>
+              </w:rPr>
+              <w:t xml:space="preserve">Rentora holds the rent, the agent fee, any caution fee, and a service fee until move-in is confirmed.</w:t>
+            </w:r>
+          </w:p>
+        </w:tc>
+        <w:tc>
+          <w:tcPr>
+            <w:tcW w:type="dxa" w:w="2746"/>
+            <w:tcMar>
+              <w:top w:type="dxa" w:w="100"/>
+              <w:left w:type="dxa" w:w="120"/>
+              <w:bottom w:type="dxa" w:w="100"/>
+              <w:right w:type="dxa" w:w="120"/>
+            </w:tcMar>
+          </w:tcPr>
+          <w:p>
+            <w:r>
+              <w:rPr>
+                <w:rFonts w:ascii="Calibri" w:cs="Calibri" w:eastAsia="Calibri" w:hAnsi="Calibri"/>
+                <w:b w:val="false"/>
+                <w:bCs w:val="false"/>
+                <w:color w:val="2B2B2B"/>
+                <w:sz w:val="19"/>
+                <w:szCs w:val="19"/>
+              </w:rPr>
+              <w:t xml:space="preserve">Service fee only — the rest is credited to the agent</w:t>
+            </w:r>
+          </w:p>
+        </w:tc>
+      </w:tr>
+      <w:tr>
+        <w:tc>
+          <w:tcPr>
+            <w:tcW w:type="dxa" w:w="2600"/>
+            <w:shd w:fill="EAF1FA" w:val="clear"/>
+            <w:tcMar>
+              <w:top w:type="dxa" w:w="100"/>
+              <w:left w:type="dxa" w:w="120"/>
+              <w:bottom w:type="dxa" w:w="100"/>
+              <w:right w:type="dxa" w:w="120"/>
+            </w:tcMar>
+          </w:tcPr>
+          <w:p>
+            <w:r>
+              <w:rPr>
+                <w:rFonts w:ascii="Calibri" w:cs="Calibri" w:eastAsia="Calibri" w:hAnsi="Calibri"/>
+                <w:b w:val="false"/>
+                <w:bCs w:val="false"/>
+                <w:color w:val="2B2B2B"/>
+                <w:sz w:val="19"/>
+                <w:szCs w:val="19"/>
+              </w:rPr>
+              <w:t xml:space="preserve">Withdrawal Fee</w:t>
+            </w:r>
+          </w:p>
+        </w:tc>
+        <w:tc>
+          <w:tcPr>
+            <w:tcW w:type="dxa" w:w="4400"/>
+            <w:shd w:fill="EAF1FA" w:val="clear"/>
+            <w:tcMar>
+              <w:top w:type="dxa" w:w="100"/>
+              <w:left w:type="dxa" w:w="120"/>
+              <w:bottom w:type="dxa" w:w="100"/>
+              <w:right w:type="dxa" w:w="120"/>
+            </w:tcMar>
+          </w:tcPr>
+          <w:p>
+            <w:r>
+              <w:rPr>
+                <w:rFonts w:ascii="Calibri" w:cs="Calibri" w:eastAsia="Calibri" w:hAnsi="Calibri"/>
+                <w:b w:val="false"/>
+                <w:bCs w:val="false"/>
+                <w:color w:val="2B2B2B"/>
+                <w:sz w:val="19"/>
+                <w:szCs w:val="19"/>
+              </w:rPr>
+              <w:t xml:space="preserve">Charged when an agent cashes out their balance to their bank account.</w:t>
+            </w:r>
+          </w:p>
+        </w:tc>
+        <w:tc>
+          <w:tcPr>
+            <w:tcW w:type="dxa" w:w="2746"/>
+            <w:shd w:fill="EAF1FA" w:val="clear"/>
+            <w:tcMar>
+              <w:top w:type="dxa" w:w="100"/>
+              <w:left w:type="dxa" w:w="120"/>
+              <w:bottom w:type="dxa" w:w="100"/>
+              <w:right w:type="dxa" w:w="120"/>
+            </w:tcMar>
+          </w:tcPr>
+          <w:p>
+            <w:r>
+              <w:rPr>
+                <w:rFonts w:ascii="Calibri" w:cs="Calibri" w:eastAsia="Calibri" w:hAnsi="Calibri"/>
+                <w:b w:val="false"/>
+                <w:bCs w:val="false"/>
+                <w:color w:val="2B2B2B"/>
+                <w:sz w:val="19"/>
+                <w:szCs w:val="19"/>
+              </w:rPr>
+              <w:t xml:space="preserve">1.3% of each withdrawal</w:t>
+            </w:r>
+          </w:p>
+        </w:tc>
+      </w:tr>
+      <w:tr>
+        <w:tc>
+          <w:tcPr>
+            <w:tcW w:type="dxa" w:w="2600"/>
+            <w:tcMar>
+              <w:top w:type="dxa" w:w="100"/>
+              <w:left w:type="dxa" w:w="120"/>
+              <w:bottom w:type="dxa" w:w="100"/>
+              <w:right w:type="dxa" w:w="120"/>
+            </w:tcMar>
+          </w:tcPr>
+          <w:p>
+            <w:r>
+              <w:rPr>
+                <w:rFonts w:ascii="Calibri" w:cs="Calibri" w:eastAsia="Calibri" w:hAnsi="Calibri"/>
+                <w:b w:val="false"/>
+                <w:bCs w:val="false"/>
+                <w:color w:val="2B2B2B"/>
+                <w:sz w:val="19"/>
+                <w:szCs w:val="19"/>
+              </w:rPr>
+              <w:t xml:space="preserve">Property Viewings</w:t>
+            </w:r>
+          </w:p>
+        </w:tc>
+        <w:tc>
+          <w:tcPr>
+            <w:tcW w:type="dxa" w:w="4400"/>
+            <w:tcMar>
+              <w:top w:type="dxa" w:w="100"/>
+              <w:left w:type="dxa" w:w="120"/>
+              <w:bottom w:type="dxa" w:w="100"/>
+              <w:right w:type="dxa" w:w="120"/>
+            </w:tcMar>
+          </w:tcPr>
+          <w:p>
+            <w:r>
+              <w:rPr>
+                <w:rFonts w:ascii="Calibri" w:cs="Calibri" w:eastAsia="Calibri" w:hAnsi="Calibri"/>
+                <w:b w:val="false"/>
+                <w:bCs w:val="false"/>
+                <w:color w:val="2B2B2B"/>
+                <w:sz w:val="19"/>
+                <w:szCs w:val="19"/>
+              </w:rPr>
+              <w:t xml:space="preserve">Free for the student to request; no fee is charged to anyone. The agent may receive an optional tip.</w:t>
+            </w:r>
+          </w:p>
+        </w:tc>
+        <w:tc>
+          <w:tcPr>
+            <w:tcW w:type="dxa" w:w="2746"/>
+            <w:tcMar>
+              <w:top w:type="dxa" w:w="100"/>
+              <w:left w:type="dxa" w:w="120"/>
+              <w:bottom w:type="dxa" w:w="100"/>
+              <w:right w:type="dxa" w:w="120"/>
+            </w:tcMar>
+          </w:tcPr>
+          <w:p>
+            <w:r>
+              <w:rPr>
+                <w:rFonts w:ascii="Calibri" w:cs="Calibri" w:eastAsia="Calibri" w:hAnsi="Calibri"/>
+                <w:b w:val="false"/>
+                <w:bCs w:val="false"/>
+                <w:color w:val="2B2B2B"/>
+                <w:sz w:val="19"/>
+                <w:szCs w:val="19"/>
+              </w:rPr>
+              <w:t xml:space="preserve">No revenue to Rentora</w:t>
+            </w:r>
+          </w:p>
+        </w:tc>
+      </w:tr>
+    </w:tbl>
+    <w:p>
+      <w:pPr>
+        <w:spacing w:after="200"/>
+      </w:pPr>
+    </w:p>
+    <w:p>
+      <w:pPr>
+        <w:pStyle w:val="Heading2"/>
+        <w:spacing w:after="100" w:before="240"/>
+      </w:pPr>
+      <w:r>
+        <w:rPr>
+          <w:rFonts w:ascii="Calibri" w:cs="Calibri" w:eastAsia="Calibri" w:hAnsi="Calibri"/>
+          <w:b/>
+          <w:bCs/>
+          <w:color w:val="1B3A6B"/>
+          <w:sz w:val="23"/>
+          <w:szCs w:val="23"/>
+        </w:rPr>
+        <w:t xml:space="preserve">Worked Example — Rent Escrow</w:t>
+      </w:r>
+    </w:p>
+    <w:p>
+      <w:pPr>
+        <w:spacing w:after="160"/>
+      </w:pPr>
+      <w:r>
+        <w:rPr>
+          <w:rFonts w:ascii="Calibri" w:cs="Calibri" w:eastAsia="Calibri" w:hAnsi="Calibri"/>
+          <w:b w:val="false"/>
+          <w:bCs w:val="false"/>
+          <w:i w:val="false"/>
+          <w:iCs w:val="false"/>
+          <w:color w:val="2B2B2B"/>
+          <w:sz w:val="21"/>
+          <w:szCs w:val="21"/>
+        </w:rPr>
+        <w:t xml:space="preserve">To make the rent escrow model concrete, here is how a single transaction flows for a property renting at ₦150,000/year (assuming no caution fee on this listing). The agent fee is always 10% of rent, calculated automatically — agents no longer enter it manually. Using the current default 5% service fee:</w:t>
+      </w:r>
+    </w:p>
+    <w:p>
+      <w:pPr>
+        <w:pStyle w:val="ListParagraph"/>
+        <w:numPr>
+          <w:ilvl w:val="0"/>
+          <w:numId w:val="2"/>
+        </w:numPr>
+        <w:spacing w:after="100"/>
+      </w:pPr>
+      <w:r>
+        <w:rPr>
+          <w:rFonts w:ascii="Calibri" w:cs="Calibri" w:eastAsia="Calibri" w:hAnsi="Calibri"/>
+          <w:b w:val="false"/>
+          <w:bCs w:val="false"/>
+          <w:i w:val="false"/>
+          <w:iCs w:val="false"/>
+          <w:color w:val="2B2B2B"/>
+          <w:sz w:val="21"/>
+          <w:szCs w:val="21"/>
+        </w:rPr>
+        <w:t xml:space="preserve">Rent: </w:t>
+      </w:r>
+      <w:r>
+        <w:rPr>
+          <w:rFonts w:ascii="Calibri" w:cs="Calibri" w:eastAsia="Calibri" w:hAnsi="Calibri"/>
+          <w:b/>
+          <w:bCs/>
+          <w:i w:val="false"/>
+          <w:iCs w:val="false"/>
+          <w:color w:val="2B2B2B"/>
+          <w:sz w:val="21"/>
+          <w:szCs w:val="21"/>
+        </w:rPr>
+        <w:t xml:space="preserve">₦150,000</w:t>
+      </w:r>
+    </w:p>
+    <w:p>
+      <w:pPr>
+        <w:pStyle w:val="ListParagraph"/>
+        <w:numPr>
+          <w:ilvl w:val="0"/>
+          <w:numId w:val="2"/>
+        </w:numPr>
+        <w:spacing w:after="100"/>
+      </w:pPr>
+      <w:r>
+        <w:rPr>
+          <w:rFonts w:ascii="Calibri" w:cs="Calibri" w:eastAsia="Calibri" w:hAnsi="Calibri"/>
+          <w:b w:val="false"/>
+          <w:bCs w:val="false"/>
+          <w:i w:val="false"/>
+          <w:iCs w:val="false"/>
+          <w:color w:val="2B2B2B"/>
+          <w:sz w:val="21"/>
+          <w:szCs w:val="21"/>
+        </w:rPr>
+        <w:t xml:space="preserve">Agent fee (10% of rent, auto-calculated): </w:t>
+      </w:r>
+      <w:r>
+        <w:rPr>
+          <w:rFonts w:ascii="Calibri" w:cs="Calibri" w:eastAsia="Calibri" w:hAnsi="Calibri"/>
+          <w:b/>
+          <w:bCs/>
+          <w:i w:val="false"/>
+          <w:iCs w:val="false"/>
+          <w:color w:val="2B2B2B"/>
+          <w:sz w:val="21"/>
+          <w:szCs w:val="21"/>
+        </w:rPr>
+        <w:t xml:space="preserve">₦15,000</w:t>
+      </w:r>
+    </w:p>
+    <w:p>
+      <w:pPr>
+        <w:pStyle w:val="ListParagraph"/>
+        <w:numPr>
+          <w:ilvl w:val="0"/>
+          <w:numId w:val="2"/>
+        </w:numPr>
+        <w:spacing w:after="100"/>
+      </w:pPr>
+      <w:r>
+        <w:rPr>
+          <w:rFonts w:ascii="Calibri" w:cs="Calibri" w:eastAsia="Calibri" w:hAnsi="Calibri"/>
+          <w:b w:val="false"/>
+          <w:bCs w:val="false"/>
+          <w:i w:val="false"/>
+          <w:iCs w:val="false"/>
+          <w:color w:val="2B2B2B"/>
+          <w:sz w:val="21"/>
+          <w:szCs w:val="21"/>
+        </w:rPr>
+        <w:t xml:space="preserve">Service fee (5% of rent + agent fee, i.e. 5% of ₦165,000): </w:t>
+      </w:r>
+      <w:r>
+        <w:rPr>
+          <w:rFonts w:ascii="Calibri" w:cs="Calibri" w:eastAsia="Calibri" w:hAnsi="Calibri"/>
+          <w:b/>
+          <w:bCs/>
+          <w:i w:val="false"/>
+          <w:iCs w:val="false"/>
+          <w:color w:val="2B2B2B"/>
+          <w:sz w:val="21"/>
+          <w:szCs w:val="21"/>
+        </w:rPr>
+        <w:t xml:space="preserve">₦8,250</w:t>
+      </w:r>
+    </w:p>
+    <w:p>
+      <w:pPr>
+        <w:pStyle w:val="ListParagraph"/>
+        <w:numPr>
+          <w:ilvl w:val="0"/>
+          <w:numId w:val="2"/>
+        </w:numPr>
+        <w:spacing w:after="100"/>
+      </w:pPr>
+      <w:r>
+        <w:rPr>
+          <w:rFonts w:ascii="Calibri" w:cs="Calibri" w:eastAsia="Calibri" w:hAnsi="Calibri"/>
+          <w:b w:val="false"/>
+          <w:bCs w:val="false"/>
+          <w:i w:val="false"/>
+          <w:iCs w:val="false"/>
+          <w:color w:val="2B2B2B"/>
+          <w:sz w:val="21"/>
+          <w:szCs w:val="21"/>
+        </w:rPr>
+        <w:t xml:space="preserve">Total charged to the student at checkout: </w:t>
+      </w:r>
+      <w:r>
+        <w:rPr>
+          <w:rFonts w:ascii="Calibri" w:cs="Calibri" w:eastAsia="Calibri" w:hAnsi="Calibri"/>
+          <w:b/>
+          <w:bCs/>
+          <w:i w:val="false"/>
+          <w:iCs w:val="false"/>
+          <w:color w:val="2B2B2B"/>
+          <w:sz w:val="21"/>
+          <w:szCs w:val="21"/>
+        </w:rPr>
+        <w:t xml:space="preserve">₦173,250</w:t>
+      </w:r>
+    </w:p>
+    <w:p>
+      <w:pPr>
+        <w:spacing w:after="160"/>
+      </w:pPr>
+      <w:r>
+        <w:rPr>
+          <w:rFonts w:ascii="Calibri" w:cs="Calibri" w:eastAsia="Calibri" w:hAnsi="Calibri"/>
+          <w:b w:val="false"/>
+          <w:bCs w:val="false"/>
+          <w:i w:val="false"/>
+          <w:iCs w:val="false"/>
+          <w:color w:val="2B2B2B"/>
+          <w:sz w:val="21"/>
+          <w:szCs w:val="21"/>
+        </w:rPr>
+        <w:t xml:space="preserve">Rentora holds the full ₦173,250 in escrow. When the student confirms move-in — or after the auto-release window elapses with no response — the full ₦165,000 (rent + agent fee) is credited to the agent’s Rentora balance, and Rentora retains the ₦8,250 service fee. If the listing carries a caution fee, that amount is held and released the same way, untouched by Rentora. Paying the property owner their share is then the agent’s responsibility, handled directly between agent and owner, outside the platform.</w:t>
+      </w:r>
+    </w:p>
+    <w:p>
+      <w:pPr>
+        <w:pStyle w:val="Heading2"/>
+        <w:spacing w:after="100" w:before="240"/>
+      </w:pPr>
+      <w:r>
+        <w:rPr>
+          <w:rFonts w:ascii="Calibri" w:cs="Calibri" w:eastAsia="Calibri" w:hAnsi="Calibri"/>
+          <w:b/>
+          <w:bCs/>
+          <w:color w:val="1B3A6B"/>
+          <w:sz w:val="23"/>
+          <w:szCs w:val="23"/>
+        </w:rPr>
+        <w:t xml:space="preserve">Worked Example — Agent Withdrawal</w:t>
+      </w:r>
+    </w:p>
+    <w:p>
+      <w:pPr>
+        <w:spacing w:after="160"/>
+      </w:pPr>
+      <w:r>
+        <w:rPr>
+          <w:rFonts w:ascii="Calibri" w:cs="Calibri" w:eastAsia="Calibri" w:hAnsi="Calibri"/>
+          <w:b w:val="false"/>
+          <w:bCs w:val="false"/>
+          <w:i w:val="false"/>
+          <w:iCs w:val="false"/>
+          <w:color w:val="2B2B2B"/>
+          <w:sz w:val="21"/>
+          <w:szCs w:val="21"/>
+        </w:rPr>
+        <w:t xml:space="preserve">Say that same agent has ₦15,000 sitting in their Rentora balance (their agent fee from the release above) and requests a withdrawal to their bank account. Withdrawals have a ₦3,000 minimum per request — well below this balance, so it can be withdrawn in a single request:</w:t>
+      </w:r>
+    </w:p>
+    <w:p>
+      <w:pPr>
+        <w:pStyle w:val="ListParagraph"/>
+        <w:numPr>
+          <w:ilvl w:val="0"/>
+          <w:numId w:val="2"/>
+        </w:numPr>
+        <w:spacing w:after="100"/>
+      </w:pPr>
+      <w:r>
+        <w:rPr>
+          <w:rFonts w:ascii="Calibri" w:cs="Calibri" w:eastAsia="Calibri" w:hAnsi="Calibri"/>
+          <w:b w:val="false"/>
+          <w:bCs w:val="false"/>
+          <w:i w:val="false"/>
+          <w:iCs w:val="false"/>
+          <w:color w:val="2B2B2B"/>
+          <w:sz w:val="21"/>
+          <w:szCs w:val="21"/>
+        </w:rPr>
+        <w:t xml:space="preserve">Withdrawal requested: </w:t>
+      </w:r>
+      <w:r>
+        <w:rPr>
+          <w:rFonts w:ascii="Calibri" w:cs="Calibri" w:eastAsia="Calibri" w:hAnsi="Calibri"/>
+          <w:b/>
+          <w:bCs/>
+          <w:i w:val="false"/>
+          <w:iCs w:val="false"/>
+          <w:color w:val="2B2B2B"/>
+          <w:sz w:val="21"/>
+          <w:szCs w:val="21"/>
+        </w:rPr>
+        <w:t xml:space="preserve">₦15,000</w:t>
+      </w:r>
+    </w:p>
+    <w:p>
+      <w:pPr>
+        <w:pStyle w:val="ListParagraph"/>
+        <w:numPr>
+          <w:ilvl w:val="0"/>
+          <w:numId w:val="2"/>
+        </w:numPr>
+        <w:spacing w:after="100"/>
+      </w:pPr>
+      <w:r>
+        <w:rPr>
+          <w:rFonts w:ascii="Calibri" w:cs="Calibri" w:eastAsia="Calibri" w:hAnsi="Calibri"/>
+          <w:b w:val="false"/>
+          <w:bCs w:val="false"/>
+          <w:i w:val="false"/>
+          <w:iCs w:val="false"/>
+          <w:color w:val="2B2B2B"/>
+          <w:sz w:val="21"/>
+          <w:szCs w:val="21"/>
+        </w:rPr>
+        <w:t xml:space="preserve">Withdrawal fee (1.3%): </w:t>
+      </w:r>
+      <w:r>
+        <w:rPr>
+          <w:rFonts w:ascii="Calibri" w:cs="Calibri" w:eastAsia="Calibri" w:hAnsi="Calibri"/>
+          <w:b/>
+          <w:bCs/>
+          <w:i w:val="false"/>
+          <w:iCs w:val="false"/>
+          <w:color w:val="2B2B2B"/>
+          <w:sz w:val="21"/>
+          <w:szCs w:val="21"/>
+        </w:rPr>
+        <w:t xml:space="preserve">₦195</w:t>
+      </w:r>
+    </w:p>
+    <w:p>
+      <w:pPr>
+        <w:pStyle w:val="ListParagraph"/>
+        <w:numPr>
+          <w:ilvl w:val="0"/>
+          <w:numId w:val="2"/>
+        </w:numPr>
+        <w:spacing w:after="100"/>
+      </w:pPr>
+      <w:r>
+        <w:rPr>
+          <w:rFonts w:ascii="Calibri" w:cs="Calibri" w:eastAsia="Calibri" w:hAnsi="Calibri"/>
+          <w:b w:val="false"/>
+          <w:bCs w:val="false"/>
+          <w:i w:val="false"/>
+          <w:iCs w:val="false"/>
+          <w:color w:val="2B2B2B"/>
+          <w:sz w:val="21"/>
+          <w:szCs w:val="21"/>
+        </w:rPr>
+        <w:t xml:space="preserve">Agent receives: </w:t>
+      </w:r>
+      <w:r>
+        <w:rPr>
+          <w:rFonts w:ascii="Calibri" w:cs="Calibri" w:eastAsia="Calibri" w:hAnsi="Calibri"/>
+          <w:b/>
+          <w:bCs/>
+          <w:i w:val="false"/>
+          <w:iCs w:val="false"/>
+          <w:color w:val="2B2B2B"/>
+          <w:sz w:val="21"/>
+          <w:szCs w:val="21"/>
+        </w:rPr>
+        <w:t xml:space="preserve">₦14,805</w:t>
+      </w:r>
+    </w:p>
+    <w:p>
+      <w:pPr>
+        <w:spacing w:after="160" w:before="120"/>
+      </w:pPr>
+      <w:r>
+        <w:rPr>
+          <w:rFonts w:ascii="Calibri" w:cs="Calibri" w:eastAsia="Calibri" w:hAnsi="Calibri"/>
+          <w:i/>
+          <w:iCs/>
+          <w:color w:val="51637D"/>
+          <w:sz w:val="19"/>
+          <w:szCs w:val="19"/>
+        </w:rPr>
+        <w:t xml:space="preserve">This gives Rentora recurring, transaction-linked revenue rather than a flat listing fee — it earns from the rent service fee and the withdrawal fee, never from splitting rent, agent fee, or tips. The platform only earns when a real transaction or payout actually happens, which keeps incentives aligned with genuinely helping students find housing rather than accumulating listings.</w:t>
+      </w:r>
+    </w:p>
+    <w:p>
+      <w:pPr>
+        <w:pStyle w:val="Heading1"/>
+        <w:pBdr>
+          <w:bottom w:val="single" w:color="2E75B6" w:sz="6" w:space="4"/>
+        </w:pBdr>
+        <w:spacing w:after="160" w:before="320"/>
+      </w:pPr>
+      <w:r>
+        <w:rPr>
+          <w:rFonts w:ascii="Calibri" w:cs="Calibri" w:eastAsia="Calibri" w:hAnsi="Calibri"/>
+          <w:b/>
+          <w:bCs/>
+          <w:color w:val="2E75B6"/>
+          <w:sz w:val="27"/>
+          <w:szCs w:val="27"/>
+        </w:rPr>
+        <w:t xml:space="preserve">Trust &amp; Safety Mechanics</w:t>
+      </w:r>
+    </w:p>
+    <w:p>
+      <w:pPr>
+        <w:pStyle w:val="ListParagraph"/>
+        <w:numPr>
+          <w:ilvl w:val="0"/>
+          <w:numId w:val="2"/>
+        </w:numPr>
+        <w:spacing w:after="100"/>
+      </w:pPr>
+      <w:r>
+        <w:rPr>
+          <w:rFonts w:ascii="Calibri" w:cs="Calibri" w:eastAsia="Calibri" w:hAnsi="Calibri"/>
+          <w:b w:val="false"/>
+          <w:bCs w:val="false"/>
+          <w:i w:val="false"/>
+          <w:iCs w:val="false"/>
+          <w:color w:val="2B2B2B"/>
+          <w:sz w:val="21"/>
+          <w:szCs w:val="21"/>
+        </w:rPr>
+        <w:t xml:space="preserve">Every agent is manually verified (ID, selfie, signed agreement, bank details) before they can list a property.</w:t>
+      </w:r>
+    </w:p>
+    <w:p>
+      <w:pPr>
+        <w:pStyle w:val="ListParagraph"/>
+        <w:numPr>
+          <w:ilvl w:val="0"/>
+          <w:numId w:val="2"/>
+        </w:numPr>
+        <w:spacing w:after="100"/>
+      </w:pPr>
+      <w:r>
+        <w:rPr>
+          <w:rFonts w:ascii="Calibri" w:cs="Calibri" w:eastAsia="Calibri" w:hAnsi="Calibri"/>
+          <w:b w:val="false"/>
+          <w:bCs w:val="false"/>
+          <w:i w:val="false"/>
+          <w:iCs w:val="false"/>
+          <w:color w:val="2B2B2B"/>
+          <w:sz w:val="21"/>
+          <w:szCs w:val="21"/>
+        </w:rPr>
+        <w:t xml:space="preserve">Every listing is reviewed and approved by an admin before it’s publicly visible — and re-reviewed automatically if the agent edits it afterward.</w:t>
+      </w:r>
+    </w:p>
+    <w:p>
+      <w:pPr>
+        <w:pStyle w:val="ListParagraph"/>
+        <w:numPr>
+          <w:ilvl w:val="0"/>
+          <w:numId w:val="2"/>
+        </w:numPr>
+        <w:spacing w:after="100"/>
+      </w:pPr>
+      <w:r>
+        <w:rPr>
+          <w:rFonts w:ascii="Calibri" w:cs="Calibri" w:eastAsia="Calibri" w:hAnsi="Calibri"/>
+          <w:b w:val="false"/>
+          <w:bCs w:val="false"/>
+          <w:i w:val="false"/>
+          <w:iCs w:val="false"/>
+          <w:color w:val="2B2B2B"/>
+          <w:sz w:val="21"/>
+          <w:szCs w:val="21"/>
+        </w:rPr>
+        <w:t xml:space="preserve">New and edited listings are automatically checked against existing ones for similar title, location, and price, flagging possible duplicates so two agents can’t post the same house without an admin noticing.</w:t>
+      </w:r>
+    </w:p>
+    <w:p>
+      <w:pPr>
+        <w:pStyle w:val="ListParagraph"/>
+        <w:numPr>
+          <w:ilvl w:val="0"/>
+          <w:numId w:val="2"/>
+        </w:numPr>
+        <w:spacing w:after="100"/>
+      </w:pPr>
+      <w:r>
+        <w:rPr>
+          <w:rFonts w:ascii="Calibri" w:cs="Calibri" w:eastAsia="Calibri" w:hAnsi="Calibri"/>
+          <w:b w:val="false"/>
+          <w:bCs w:val="false"/>
+          <w:i w:val="false"/>
+          <w:iCs w:val="false"/>
+          <w:color w:val="2B2B2B"/>
+          <w:sz w:val="21"/>
+          <w:szCs w:val="21"/>
+        </w:rPr>
+        <w:t xml:space="preserve">Rent and agent fees are held in escrow rather than paid out the moment a student pays, removing the single biggest point of risk in an informal rental transaction.</w:t>
+      </w:r>
+    </w:p>
+    <w:p>
+      <w:pPr>
+        <w:pStyle w:val="ListParagraph"/>
+        <w:numPr>
+          <w:ilvl w:val="0"/>
+          <w:numId w:val="2"/>
+        </w:numPr>
+        <w:spacing w:after="100"/>
+      </w:pPr>
+      <w:r>
+        <w:rPr>
+          <w:rFonts w:ascii="Calibri" w:cs="Calibri" w:eastAsia="Calibri" w:hAnsi="Calibri"/>
+          <w:b w:val="false"/>
+          <w:bCs w:val="false"/>
+          <w:i w:val="false"/>
+          <w:iCs w:val="false"/>
+          <w:color w:val="2B2B2B"/>
+          <w:sz w:val="21"/>
+          <w:szCs w:val="21"/>
+        </w:rPr>
+        <w:t xml:space="preserve">A property is automatically and permanently reserved the moment a renter’s payment is confirmed (held) — not only after move-in — so a second renter can’t pay for the same listing while another payment is pending. Once a property is taken, it stays taken for good; it cannot be reopened or relisted from the dashboard by anyone, including the agent.</w:t>
+      </w:r>
+    </w:p>
+    <w:p>
+      <w:pPr>
+        <w:pStyle w:val="ListParagraph"/>
+        <w:numPr>
+          <w:ilvl w:val="0"/>
+          <w:numId w:val="2"/>
+        </w:numPr>
+        <w:spacing w:after="100"/>
+      </w:pPr>
+      <w:r>
+        <w:rPr>
+          <w:rFonts w:ascii="Calibri" w:cs="Calibri" w:eastAsia="Calibri" w:hAnsi="Calibri"/>
+          <w:b w:val="false"/>
+          <w:bCs w:val="false"/>
+          <w:i w:val="false"/>
+          <w:iCs w:val="false"/>
+          <w:color w:val="2B2B2B"/>
+          <w:sz w:val="21"/>
+          <w:szCs w:val="21"/>
+        </w:rPr>
+        <w:t xml:space="preserve">If a student doesn’t confirm move-in, held funds auto-release to the agent after a configurable window, so a non-responsive student can’t indefinitely block a legitimate agent from being paid.</w:t>
+      </w:r>
+    </w:p>
+    <w:p>
+      <w:pPr>
+        <w:pStyle w:val="ListParagraph"/>
+        <w:numPr>
+          <w:ilvl w:val="0"/>
+          <w:numId w:val="2"/>
+        </w:numPr>
+        <w:spacing w:after="100"/>
+      </w:pPr>
+      <w:r>
+        <w:rPr>
+          <w:rFonts w:ascii="Calibri" w:cs="Calibri" w:eastAsia="Calibri" w:hAnsi="Calibri"/>
+          <w:b w:val="false"/>
+          <w:bCs w:val="false"/>
+          <w:i w:val="false"/>
+          <w:iCs w:val="false"/>
+          <w:color w:val="2B2B2B"/>
+          <w:sz w:val="21"/>
+          <w:szCs w:val="21"/>
+        </w:rPr>
+        <w:t xml:space="preserve">Changes to an agent’s own payout bank details go through a separate admin approval workflow, preventing an agent from silently rerouting where their earnings are paid.</w:t>
+      </w:r>
+    </w:p>
+    <w:p>
+      <w:pPr>
+        <w:pStyle w:val="ListParagraph"/>
+        <w:numPr>
+          <w:ilvl w:val="0"/>
+          <w:numId w:val="2"/>
+        </w:numPr>
+        <w:spacing w:after="100"/>
+      </w:pPr>
+      <w:r>
+        <w:rPr>
+          <w:rFonts w:ascii="Calibri" w:cs="Calibri" w:eastAsia="Calibri" w:hAnsi="Calibri"/>
+          <w:b w:val="false"/>
+          <w:bCs w:val="false"/>
+          <w:i w:val="false"/>
+          <w:iCs w:val="false"/>
+          <w:color w:val="2B2B2B"/>
+          <w:sz w:val="21"/>
+          <w:szCs w:val="21"/>
+        </w:rPr>
+        <w:t xml:space="preserve">All data access is governed by row-level security at the database layer, so users can only see and act on data relevant to their own role — student, agent, or admin.</w:t>
+      </w:r>
+    </w:p>
+    <w:p>
+      <w:pPr>
+        <w:pStyle w:val="Heading1"/>
+        <w:pBdr>
+          <w:bottom w:val="single" w:color="2E75B6" w:sz="6" w:space="4"/>
+        </w:pBdr>
+        <w:spacing w:after="160" w:before="320"/>
+      </w:pPr>
+      <w:r>
+        <w:rPr>
+          <w:rFonts w:ascii="Calibri" w:cs="Calibri" w:eastAsia="Calibri" w:hAnsi="Calibri"/>
+          <w:b/>
+          <w:bCs/>
+          <w:color w:val="2E75B6"/>
+          <w:sz w:val="27"/>
+          <w:szCs w:val="27"/>
+        </w:rPr>
+        <w:t xml:space="preserve">Technology</w:t>
+      </w:r>
+    </w:p>
+    <w:p>
+      <w:pPr>
+        <w:spacing w:after="160"/>
+      </w:pPr>
+      <w:r>
+        <w:rPr>
+          <w:rFonts w:ascii="Calibri" w:cs="Calibri" w:eastAsia="Calibri" w:hAnsi="Calibri"/>
+          <w:b w:val="false"/>
+          <w:bCs w:val="false"/>
+          <w:i w:val="false"/>
+          <w:iCs w:val="false"/>
+          <w:color w:val="2B2B2B"/>
+          <w:sz w:val="21"/>
+          <w:szCs w:val="21"/>
+        </w:rPr>
+        <w:t xml:space="preserve">Rentora is built on a modern, production-grade stack chosen for speed of iteration and reliability:</w:t>
+      </w:r>
+    </w:p>
+    <w:p>
+      <w:pPr>
+        <w:pStyle w:val="ListParagraph"/>
+        <w:numPr>
+          <w:ilvl w:val="0"/>
+          <w:numId w:val="2"/>
+        </w:numPr>
+        <w:spacing w:after="100"/>
+      </w:pPr>
+      <w:r>
+        <w:rPr>
+          <w:rFonts w:ascii="Calibri" w:cs="Calibri" w:eastAsia="Calibri" w:hAnsi="Calibri"/>
+          <w:b/>
+          <w:bCs/>
+          <w:i w:val="false"/>
+          <w:iCs w:val="false"/>
+          <w:color w:val="2B2B2B"/>
+          <w:sz w:val="21"/>
+          <w:szCs w:val="21"/>
+        </w:rPr>
+        <w:t xml:space="preserve">Frontend — </w:t>
+      </w:r>
+      <w:r>
+        <w:rPr>
+          <w:rFonts w:ascii="Calibri" w:cs="Calibri" w:eastAsia="Calibri" w:hAnsi="Calibri"/>
+          <w:b w:val="false"/>
+          <w:bCs w:val="false"/>
+          <w:i w:val="false"/>
+          <w:iCs w:val="false"/>
+          <w:color w:val="2B2B2B"/>
+          <w:sz w:val="21"/>
+          <w:szCs w:val="21"/>
+        </w:rPr>
+        <w:t xml:space="preserve">React 19 single-page application, styled with Tailwind CSS and shadcn/ui components.</w:t>
+      </w:r>
+    </w:p>
+    <w:p>
+      <w:pPr>
+        <w:pStyle w:val="ListParagraph"/>
+        <w:numPr>
+          <w:ilvl w:val="0"/>
+          <w:numId w:val="2"/>
+        </w:numPr>
+        <w:spacing w:after="100"/>
+      </w:pPr>
+      <w:r>
+        <w:rPr>
+          <w:rFonts w:ascii="Calibri" w:cs="Calibri" w:eastAsia="Calibri" w:hAnsi="Calibri"/>
+          <w:b/>
+          <w:bCs/>
+          <w:i w:val="false"/>
+          <w:iCs w:val="false"/>
+          <w:color w:val="2B2B2B"/>
+          <w:sz w:val="21"/>
+          <w:szCs w:val="21"/>
+        </w:rPr>
+        <w:t xml:space="preserve">Backend &amp; Database — </w:t>
+      </w:r>
+      <w:r>
+        <w:rPr>
+          <w:rFonts w:ascii="Calibri" w:cs="Calibri" w:eastAsia="Calibri" w:hAnsi="Calibri"/>
+          <w:b w:val="false"/>
+          <w:bCs w:val="false"/>
+          <w:i w:val="false"/>
+          <w:iCs w:val="false"/>
+          <w:color w:val="2B2B2B"/>
+          <w:sz w:val="21"/>
+          <w:szCs w:val="21"/>
+        </w:rPr>
+        <w:t xml:space="preserve">Supabase (PostgreSQL) for the database, authentication, and row-level security policies enforcing who can see and change what.</w:t>
+      </w:r>
+    </w:p>
+    <w:p>
+      <w:pPr>
+        <w:pStyle w:val="ListParagraph"/>
+        <w:numPr>
+          <w:ilvl w:val="0"/>
+          <w:numId w:val="2"/>
+        </w:numPr>
+        <w:spacing w:after="100"/>
+      </w:pPr>
+      <w:r>
+        <w:rPr>
+          <w:rFonts w:ascii="Calibri" w:cs="Calibri" w:eastAsia="Calibri" w:hAnsi="Calibri"/>
+          <w:b/>
+          <w:bCs/>
+          <w:i w:val="false"/>
+          <w:iCs w:val="false"/>
+          <w:color w:val="2B2B2B"/>
+          <w:sz w:val="21"/>
+          <w:szCs w:val="21"/>
+        </w:rPr>
+        <w:t xml:space="preserve">Payments — </w:t>
+      </w:r>
+      <w:r>
+        <w:rPr>
+          <w:rFonts w:ascii="Calibri" w:cs="Calibri" w:eastAsia="Calibri" w:hAnsi="Calibri"/>
+          <w:b w:val="false"/>
+          <w:bCs w:val="false"/>
+          <w:i w:val="false"/>
+          <w:iCs w:val="false"/>
+          <w:color w:val="2B2B2B"/>
+          <w:sz w:val="21"/>
+          <w:szCs w:val="21"/>
+        </w:rPr>
+        <w:t xml:space="preserve">Flutterwave for processing rent payments and optional agent tips securely.</w:t>
+      </w:r>
+    </w:p>
+    <w:p>
+      <w:pPr>
+        <w:pStyle w:val="ListParagraph"/>
+        <w:numPr>
+          <w:ilvl w:val="0"/>
+          <w:numId w:val="2"/>
+        </w:numPr>
+        <w:spacing w:after="100"/>
+      </w:pPr>
+      <w:r>
+        <w:rPr>
+          <w:rFonts w:ascii="Calibri" w:cs="Calibri" w:eastAsia="Calibri" w:hAnsi="Calibri"/>
+          <w:b/>
+          <w:bCs/>
+          <w:i w:val="false"/>
+          <w:iCs w:val="false"/>
+          <w:color w:val="2B2B2B"/>
+          <w:sz w:val="21"/>
+          <w:szCs w:val="21"/>
+        </w:rPr>
+        <w:t xml:space="preserve">Hosting — </w:t>
+      </w:r>
+      <w:r>
+        <w:rPr>
+          <w:rFonts w:ascii="Calibri" w:cs="Calibri" w:eastAsia="Calibri" w:hAnsi="Calibri"/>
+          <w:b w:val="false"/>
+          <w:bCs w:val="false"/>
+          <w:i w:val="false"/>
+          <w:iCs w:val="false"/>
+          <w:color w:val="2B2B2B"/>
+          <w:sz w:val="21"/>
+          <w:szCs w:val="21"/>
+        </w:rPr>
+        <w:t xml:space="preserve">Vercel, with continuous deployment from GitHub on every update.</w:t>
+      </w:r>
+    </w:p>
+    <w:p>
+      <w:pPr>
+        <w:pStyle w:val="Heading1"/>
+        <w:pBdr>
+          <w:bottom w:val="single" w:color="2E75B6" w:sz="6" w:space="4"/>
+        </w:pBdr>
+        <w:spacing w:after="160" w:before="320"/>
+      </w:pPr>
+      <w:r>
+        <w:rPr>
+          <w:rFonts w:ascii="Calibri" w:cs="Calibri" w:eastAsia="Calibri" w:hAnsi="Calibri"/>
+          <w:b/>
+          <w:bCs/>
+          <w:color w:val="2E75B6"/>
+          <w:sz w:val="27"/>
+          <w:szCs w:val="27"/>
+        </w:rPr>
+        <w:t xml:space="preserve">Market</w:t>
+      </w:r>
+    </w:p>
+    <w:p>
+      <w:pPr>
+        <w:spacing w:after="160"/>
+      </w:pPr>
+      <w:r>
+        <w:rPr>
+          <w:rFonts w:ascii="Calibri" w:cs="Calibri" w:eastAsia="Calibri" w:hAnsi="Calibri"/>
+          <w:b w:val="false"/>
+          <w:bCs w:val="false"/>
+          <w:i w:val="false"/>
+          <w:iCs w:val="false"/>
+          <w:color w:val="2B2B2B"/>
+          <w:sz w:val="21"/>
+          <w:szCs w:val="21"/>
+        </w:rPr>
+        <w:t xml:space="preserve">LAUTECH is a large public university in Ogbomosho, Oyo State, with a substantial off-campus student population that needs to secure housing every academic session. Off-campus accommodation is currently sourced almost entirely offline, through informal, unverified channels — a clear opening for a structured, trustworthy digital alternative.</w:t>
+      </w:r>
+    </w:p>
+    <w:p>
+      <w:pPr>
+        <w:spacing w:after="160"/>
+      </w:pPr>
+      <w:r>
+        <w:rPr>
+          <w:rFonts w:ascii="Calibri" w:cs="Calibri" w:eastAsia="Calibri" w:hAnsi="Calibri"/>
+          <w:b w:val="false"/>
+          <w:bCs w:val="false"/>
+          <w:i w:val="false"/>
+          <w:iCs w:val="false"/>
+          <w:color w:val="2B2B2B"/>
+          <w:sz w:val="21"/>
+          <w:szCs w:val="21"/>
+        </w:rPr>
+        <w:t xml:space="preserve">Rentora’s model — verification, escrow, admin oversight — is directly portable to other Nigerian university towns with the same informal-housing dynamic, without needing a fundamentally different product.</w:t>
+      </w:r>
+    </w:p>
+    <w:p>
+      <w:pPr>
+        <w:pStyle w:val="Heading1"/>
+        <w:pBdr>
+          <w:bottom w:val="single" w:color="2E75B6" w:sz="6" w:space="4"/>
+        </w:pBdr>
+        <w:spacing w:after="160" w:before="320"/>
+      </w:pPr>
+      <w:r>
+        <w:rPr>
+          <w:rFonts w:ascii="Calibri" w:cs="Calibri" w:eastAsia="Calibri" w:hAnsi="Calibri"/>
+          <w:b/>
+          <w:bCs/>
+          <w:color w:val="2E75B6"/>
+          <w:sz w:val="27"/>
+          <w:szCs w:val="27"/>
+        </w:rPr>
+        <w:t xml:space="preserve">What’s Next</w:t>
+      </w:r>
+    </w:p>
+    <w:p>
+      <w:pPr>
+        <w:pStyle w:val="ListParagraph"/>
+        <w:numPr>
+          <w:ilvl w:val="0"/>
+          <w:numId w:val="2"/>
+        </w:numPr>
+        <w:spacing w:after="100"/>
+      </w:pPr>
+      <w:r>
+        <w:rPr>
+          <w:rFonts w:ascii="Calibri" w:cs="Calibri" w:eastAsia="Calibri" w:hAnsi="Calibri"/>
+          <w:b w:val="false"/>
+          <w:bCs w:val="false"/>
+          <w:i w:val="false"/>
+          <w:iCs w:val="false"/>
+          <w:color w:val="2B2B2B"/>
+          <w:sz w:val="21"/>
+          <w:szCs w:val="21"/>
+        </w:rPr>
+        <w:t xml:space="preserve">Deepen the trust layer — e.g. review/rating history for agents, and admin tooling for faster dispute resolution on held rent payments.</w:t>
+      </w:r>
+    </w:p>
+    <w:p>
+      <w:pPr>
+        <w:pStyle w:val="ListParagraph"/>
+        <w:numPr>
+          <w:ilvl w:val="0"/>
+          <w:numId w:val="2"/>
+        </w:numPr>
+        <w:spacing w:after="100"/>
+      </w:pPr>
+      <w:r>
+        <w:rPr>
+          <w:rFonts w:ascii="Calibri" w:cs="Calibri" w:eastAsia="Calibri" w:hAnsi="Calibri"/>
+          <w:b w:val="false"/>
+          <w:bCs w:val="false"/>
+          <w:i w:val="false"/>
+          <w:iCs w:val="false"/>
+          <w:color w:val="2B2B2B"/>
+          <w:sz w:val="21"/>
+          <w:szCs w:val="21"/>
+        </w:rPr>
+        <w:t xml:space="preserve">Give agents clearer visibility into rent payments still held in escrow, not just funds already released to their balance.</w:t>
+      </w:r>
+    </w:p>
+    <w:p>
+      <w:pPr>
+        <w:pStyle w:val="ListParagraph"/>
+        <w:numPr>
+          <w:ilvl w:val="0"/>
+          <w:numId w:val="2"/>
+        </w:numPr>
+        <w:spacing w:after="100"/>
+      </w:pPr>
+      <w:r>
+        <w:rPr>
+          <w:rFonts w:ascii="Calibri" w:cs="Calibri" w:eastAsia="Calibri" w:hAnsi="Calibri"/>
+          <w:b w:val="false"/>
+          <w:bCs w:val="false"/>
+          <w:i w:val="false"/>
+          <w:iCs w:val="false"/>
+          <w:color w:val="2B2B2B"/>
+          <w:sz w:val="21"/>
+          <w:szCs w:val="21"/>
+        </w:rPr>
+        <w:t xml:space="preserve">Expand from LAUTECH to additional Nigerian university towns using the same verified-agent, escrow-backed model.</w:t>
+      </w:r>
+    </w:p>
+    <w:p>
+      <w:pPr>
+        <w:pStyle w:val="ListParagraph"/>
+        <w:numPr>
+          <w:ilvl w:val="0"/>
+          <w:numId w:val="2"/>
+        </w:numPr>
+        <w:spacing w:after="100"/>
+      </w:pPr>
+      <w:r>
+        <w:rPr>
+          <w:rFonts w:ascii="Calibri" w:cs="Calibri" w:eastAsia="Calibri" w:hAnsi="Calibri"/>
+          <w:b w:val="false"/>
+          <w:bCs w:val="false"/>
+          <w:i w:val="false"/>
+          <w:iCs w:val="false"/>
+          <w:color w:val="2B2B2B"/>
+          <w:sz w:val="21"/>
+          <w:szCs w:val="21"/>
+        </w:rPr>
+        <w:t xml:space="preserve">Strengthen SEO and organic discovery so more students find Rentora directly rather than through word of mouth alone.</w:t>
+      </w:r>
+    </w:p>
+    <w:p>
+      <w:pPr>
+        <w:pStyle w:val="Heading1"/>
+        <w:pBdr>
+          <w:bottom w:val="single" w:color="2E75B6" w:sz="6" w:space="4"/>
+        </w:pBdr>
+        <w:spacing w:after="160" w:before="320"/>
+      </w:pPr>
+      <w:r>
+        <w:rPr>
+          <w:rFonts w:ascii="Calibri" w:cs="Calibri" w:eastAsia="Calibri" w:hAnsi="Calibri"/>
+          <w:b/>
+          <w:bCs/>
+          <w:color w:val="2E75B6"/>
+          <w:sz w:val="27"/>
+          <w:szCs w:val="27"/>
+        </w:rPr>
+        <w:t xml:space="preserve">Contact</w:t>
+      </w:r>
+    </w:p>
+    <w:p>
+      <w:pPr>
+        <w:spacing w:after="160"/>
+      </w:pPr>
+      <w:r>
+        <w:rPr>
+          <w:rFonts w:ascii="Calibri" w:cs="Calibri" w:eastAsia="Calibri" w:hAnsi="Calibri"/>
+          <w:b w:val="false"/>
+          <w:bCs w:val="false"/>
+          <w:i w:val="false"/>
+          <w:iCs w:val="false"/>
+          <w:color w:val="2B2B2B"/>
+          <w:sz w:val="21"/>
+          <w:szCs w:val="21"/>
+        </w:rPr>
+        <w:t xml:space="preserve">Built and maintained by Ayoola Muhammed (MGRAPHIX &amp; WEB).</w:t>
+      </w:r>
+    </w:p>
+    <w:p>
+      <w:pPr>
+        <w:spacing w:after="160"/>
+      </w:pPr>
+      <w:r>
+        <w:rPr>
+          <w:rFonts w:ascii="Calibri" w:cs="Calibri" w:eastAsia="Calibri" w:hAnsi="Calibri"/>
+          <w:b w:val="false"/>
+          <w:bCs w:val="false"/>
+          <w:i w:val="false"/>
+          <w:iCs w:val="false"/>
+          <w:color w:val="2B2B2B"/>
+          <w:sz w:val="21"/>
+          <w:szCs w:val="21"/>
+        </w:rPr>
+        <w:t xml:space="preserve">Live at: </w:t>
+      </w:r>
+      <w:r>
+        <w:rPr>
+          <w:rFonts w:ascii="Calibri" w:cs="Calibri" w:eastAsia="Calibri" w:hAnsi="Calibri"/>
+          <w:b/>
+          <w:bCs/>
+          <w:i w:val="false"/>
+          <w:iCs w:val="false"/>
+          <w:color w:val="2B2B2B"/>
+          <w:sz w:val="21"/>
+          <w:szCs w:val="21"/>
+        </w:rPr>
+        <w:t xml:space="preserve">rentora.com.ng</w:t>
       </w:r>
     </w:p>
     <w:sectPr>
       <w:pgSz w:w="11906" w:h="16838" w:orient="portrait"/>
-      <w:pgMar w:top="1440" w:right="1440" w:bottom="1440" w:left="1440" w:header="708" w:footer="708" w:gutter="0"/>
+      <w:pgMar w:top="1080" w:right="1080" w:bottom="1080" w:left="1080" w:header="708" w:footer="708" w:gutter="0"/>
       <w:pgNumType/>
       <w:docGrid w:linePitch="360"/>
     </w:sectPr>
@@ -422,8 +2465,30 @@
       </w:pPr>
     </w:lvl>
   </w:abstractNum>
+  <w:abstractNum w:abstractNumId="2" w15:restartNumberingAfterBreak="0">
+    <w:multiLevelType w:val="hybridMultilevel"/>
+    <w:lvl w:ilvl="0" w15:tentative="1">
+      <w:start w:val="1"/>
+      <w:numFmt w:val="bullet"/>
+      <w:lvlText w:val="•"/>
+      <w:lvlJc w:val="left"/>
+      <w:pPr>
+        <w:ind w:left="403" w:hanging="259"/>
+      </w:pPr>
+      <w:rPr>
+        <w:rFonts w:ascii="Calibri" w:cs="Calibri" w:eastAsia="Calibri" w:hAnsi="Calibri"/>
+        <w:color w:val="2E75B6"/>
+      </w:rPr>
+    </w:lvl>
+  </w:abstractNum>
   <w:num w:numId="1">
     <w:abstractNumId w:val="1"/>
+    <w:lvlOverride w:ilvl="0">
+      <w:startOverride w:val="1"/>
+    </w:lvlOverride>
+  </w:num>
+  <w:num w:numId="2">
+    <w:abstractNumId w:val="2"/>
     <w:lvlOverride w:ilvl="0">
       <w:startOverride w:val="1"/>
     </w:lvlOverride>
@@ -434,7 +2499,13 @@
 <file path=word/styles.xml><?xml version="1.0" encoding="utf-8"?>
 <w:styles xmlns:mc="http://schemas.openxmlformats.org/markup-compatibility/2006" xmlns:r="http://schemas.openxmlformats.org/officeDocument/2006/relationships" xmlns:w="http://schemas.openxmlformats.org/wordprocessingml/2006/main" xmlns:w14="http://schemas.microsoft.com/office/word/2010/wordml" xmlns:w15="http://schemas.microsoft.com/office/word/2012/wordml" mc:Ignorable="w14 w15">
   <w:docDefaults>
-    <w:rPrDefault/>
+    <w:rPrDefault>
+      <w:rPr>
+        <w:rFonts w:ascii="Calibri" w:cs="Calibri" w:eastAsia="Calibri" w:hAnsi="Calibri"/>
+        <w:sz w:val="21"/>
+        <w:szCs w:val="21"/>
+      </w:rPr>
+    </w:rPrDefault>
     <w:pPrDefault/>
   </w:docDefaults>
   <w:style w:type="paragraph" w:styleId="Title">
